--- a/docs/セラゾイド変調部の動作説明.docx
+++ b/docs/セラゾイド変調部の動作説明.docx
@@ -41,7 +41,7 @@
         <w:rPr>
           <w:b w:val="0"/>
         </w:rPr>
-        <w:t>セラゾイド変調部は、915.625kHz ののこぎり波としきい値（音声）を比べ、方形波のエッジの時刻を音声で前後させることで、位相変調（PM）をかけた信号を作る。これを 32 倍に逓倍して 29.3MHz の送信信号にする。</w:t>
+        <w:t>セラゾイド変調部は、915.625kHz ののこぎり波としきい値（音声）を比べ、方形波のエッジのタイミングを音声で前後させることで、位相変調（PM）をかけた信号を作る。これを 32 倍に逓倍して 29.3MHz の送信信号にする。</w:t>
       </w:r>
     </w:p>
     <w:p>
@@ -49,7 +49,7 @@
         <w:pStyle w:val="ListBullet"/>
       </w:pPr>
       <w:r>
-        <w:t>のこぎり波の傾きが一定なので、しきい値の変化がそのままエッジの時刻のずれになり、位相が音声電圧に比例する（直線性のよい PM）</w:t>
+        <w:t>のこぎり波の傾きが一定なので、しきい値の変化がそのままタイミングのズレになり、位相が音声電圧に比例する（直線性のよい PM）</w:t>
       </w:r>
     </w:p>
     <w:p>
@@ -1115,7 +1115,7 @@
         <w:rPr>
           <w:b w:val="0"/>
         </w:rPr>
-        <w:t>MAX913（U8）が RAMP（＋入力）と THRESH（−入力）を比べ、RAMP が THRESH を超えた瞬間に出力 COMP_OUT を High にする。しきい値が上がると交点が遅れ、下がると早まる。この時刻のずれがそのまま位相のずれになる。</w:t>
+        <w:t>MAX913（U8）が RAMP（＋入力）と THRESH（−入力）を比べ、RAMP が THRESH を超えた瞬間に出力 COMP_OUT を High にする。しきい値が上がると交点が遅れ、下がると早まる。このタイミングのズレがそのまま位相のずれになる。</w:t>
       </w:r>
     </w:p>
     <w:p>
@@ -1179,7 +1179,7 @@
           <w:i/>
           <w:sz w:val="22"/>
         </w:rPr>
-        <w:t>時刻のずれ  Δt ＝ ΔV ÷（dV/dt）</w:t>
+        <w:t>タイミングのズレ  Δt ＝ ΔV ÷（dV/dt）</w:t>
       </w:r>
     </w:p>
     <w:p>
@@ -1958,7 +1958,7 @@
         <w:pStyle w:val="ListBullet"/>
       </w:pPr>
       <w:r>
-        <w:t>逓倍は時刻のずれ Δt をそのまま運ぶ。周期が 1/2 になるごとに同じ Δt が 2 倍の位相になるので、5 段で位相のずれは 32 倍になる</w:t>
+        <w:t>逓倍はタイミングのズレ Δt をそのまま運ぶ。周期が 1/2 になるごとに同じ Δt が 2 倍の位相になるので、5 段で位相のずれは 32 倍になる</w:t>
       </w:r>
     </w:p>
     <w:p>

--- a/docs/セラゾイド変調部の動作説明.docx
+++ b/docs/セラゾイド変調部の動作説明.docx
@@ -200,7 +200,7 @@
               <w:rPr>
                 <w:sz w:val="19"/>
               </w:rPr>
-              <w:t>U6 Si5351（秋月 AE-Si5351A）</w:t>
+              <w:t>U7 Si5351（秋月 AE-Si5351A）</w:t>
             </w:r>
           </w:p>
         </w:tc>
@@ -230,7 +230,7 @@
               <w:rPr>
                 <w:sz w:val="19"/>
               </w:rPr>
-              <w:t>R11 100Ω</w:t>
+              <w:t>R43 100Ω</w:t>
             </w:r>
           </w:p>
         </w:tc>
@@ -260,7 +260,7 @@
               <w:rPr>
                 <w:sz w:val="19"/>
               </w:rPr>
-              <w:t>U7 74HCT4017</w:t>
+              <w:t>U12 74HCT4017</w:t>
             </w:r>
           </w:p>
         </w:tc>
@@ -290,7 +290,7 @@
               <w:rPr>
                 <w:sz w:val="19"/>
               </w:rPr>
-              <w:t>R14 100Ω、Q3 2N7000</w:t>
+              <w:t>R48 100Ω、Q6 2N7000</w:t>
             </w:r>
           </w:p>
         </w:tc>
@@ -304,7 +304,7 @@
               <w:rPr>
                 <w:sz w:val="19"/>
               </w:rPr>
-              <w:t>Q0 が High の間だけオンし、のこぎり波のコンデンサ C19 を放電する。オン抵抗は数 Ω なので 109ns の間に 0V まで下がる</w:t>
+              <w:t>Q0 が High の間だけオンし、のこぎり波のコンデンサ C73 を放電する。オン抵抗は数 Ω なので 109ns の間に 0V まで下がる</w:t>
             </w:r>
           </w:p>
         </w:tc>
@@ -332,7 +332,7 @@
         <w:rPr>
           <w:b w:val="0"/>
         </w:rPr>
-        <w:t>2SA1015 の定電流源で C19（100pF）を一定の電流で充電し、直線的に上がるのこぎり波 RAMP を作る。傾きは約 2.5V/µs、山の高さは約 2.4V。</w:t>
+        <w:t>2SA1015 の定電流源で C73（100pF）を一定の電流で充電し、直線的に上がるのこぎり波 RAMP を作る。傾きは約 2.5V/µs、山の高さは約 2.4V。</w:t>
       </w:r>
     </w:p>
     <w:tbl>
@@ -391,7 +391,7 @@
               <w:rPr>
                 <w:sz w:val="19"/>
               </w:rPr>
-              <w:t>D4・D5 1N4148、R13 10kΩ</w:t>
+              <w:t>D9・D10 1N4148、R54 10kΩ</w:t>
             </w:r>
           </w:p>
         </w:tc>
@@ -421,7 +421,7 @@
               <w:rPr>
                 <w:sz w:val="19"/>
               </w:rPr>
-              <w:t>C18 0.1µF</w:t>
+              <w:t>C76 0.1µF</w:t>
             </w:r>
           </w:p>
         </w:tc>
@@ -451,7 +451,7 @@
               <w:rPr>
                 <w:sz w:val="19"/>
               </w:rPr>
-              <w:t>R12 1.5kΩ ＋ VR1 1kΩ</w:t>
+              <w:t>R51 1.5kΩ ＋ VR4 1kΩ</w:t>
             </w:r>
           </w:p>
         </w:tc>
@@ -465,7 +465,7 @@
               <w:rPr>
                 <w:sz w:val="19"/>
               </w:rPr>
-              <w:t>エミッタ抵抗。両端の電圧（約 0.65V）÷ 抵抗 で電流が決まる。VR1 で傾きを調整</w:t>
+              <w:t>エミッタ抵抗。両端の電圧（約 0.65V）÷ 抵抗 で電流が決まる。VR4 で傾きを調整</w:t>
             </w:r>
           </w:p>
         </w:tc>
@@ -481,7 +481,7 @@
               <w:rPr>
                 <w:sz w:val="19"/>
               </w:rPr>
-              <w:t>Q2 2SA1015</w:t>
+              <w:t>Q7 2SA1015</w:t>
             </w:r>
           </w:p>
         </w:tc>
@@ -495,7 +495,7 @@
               <w:rPr>
                 <w:sz w:val="19"/>
               </w:rPr>
-              <w:t>PNP の定電流源。コレクタから C19 へ電流を流す</w:t>
+              <w:t>PNP の定電流源。コレクタから C73 へ電流を流す</w:t>
             </w:r>
           </w:p>
         </w:tc>
@@ -511,7 +511,7 @@
               <w:rPr>
                 <w:sz w:val="19"/>
               </w:rPr>
-              <w:t>C19 100pF（C0G）</w:t>
+              <w:t>C73 100pF（C0G）</w:t>
             </w:r>
           </w:p>
         </w:tc>
@@ -541,7 +541,7 @@
               <w:rPr>
                 <w:sz w:val="19"/>
               </w:rPr>
-              <w:t>TP1</w:t>
+              <w:t>TP2</w:t>
             </w:r>
           </w:p>
         </w:tc>
@@ -571,7 +571,7 @@
           <w:i/>
           <w:sz w:val="22"/>
         </w:rPr>
-        <w:t>充電電流  I ＝ 0.65V ÷（R12 ＋ VR1）＝ 0.65 ÷ 1.5k〜2.5k ＝ 260〜430µA</w:t>
+        <w:t>充電電流  I ＝ 0.65V ÷（R51 ＋ VR4）＝ 0.65 ÷ 1.5k〜2.5k ＝ 260〜430µA</w:t>
       </w:r>
     </w:p>
     <w:p>
@@ -603,7 +603,7 @@
         <w:rPr>
           <w:b w:val="0"/>
         </w:rPr>
-        <w:t>C は C19 の 100pF に、2N7000 の出力容量・MAX913 の入力容量・配線の容量（合わせて約 20pF）を足した値。定電流源が飽和しない上限はコレクタ電圧で約 4.0V なので、2.4V までは傾きが一定に保たれる。</w:t>
+        <w:t>C は C73 の 100pF に、2N7000 の出力容量・MAX913 の入力容量・配線の容量（合わせて約 20pF）を足した値。定電流源が飽和しない上限はコレクタ電圧で約 4.0V なので、2.4V までは傾きが一定に保たれる。</w:t>
       </w:r>
     </w:p>
     <w:p>
@@ -709,7 +709,7 @@
               <w:rPr>
                 <w:sz w:val="19"/>
               </w:rPr>
-              <w:t>J7、R24・C33・R25</w:t>
+              <w:t>J5、R32・C52・R33</w:t>
             </w:r>
           </w:p>
         </w:tc>
@@ -753,7 +753,7 @@
               <w:rPr>
                 <w:sz w:val="19"/>
               </w:rPr>
-              <w:t>U13A、R26・R27・C35</w:t>
+              <w:t>U11A、R37・R39・C59</w:t>
             </w:r>
           </w:p>
         </w:tc>
@@ -841,7 +841,7 @@
               <w:rPr>
                 <w:sz w:val="19"/>
               </w:rPr>
-              <w:t>U13B、R28・R29</w:t>
+              <w:t>U11B、R46・R44</w:t>
             </w:r>
           </w:p>
         </w:tc>
@@ -885,7 +885,7 @@
               <w:rPr>
                 <w:sz w:val="19"/>
               </w:rPr>
-              <w:t>R30・D6・D7</w:t>
+              <w:t>R47・D7・D8</w:t>
             </w:r>
           </w:p>
         </w:tc>
@@ -929,7 +929,7 @@
               <w:rPr>
                 <w:sz w:val="19"/>
               </w:rPr>
-              <w:t>U13C、R31・R32・C37・C38</w:t>
+              <w:t>U11C、R49・R50・C74・C72</w:t>
             </w:r>
           </w:p>
         </w:tc>
@@ -973,7 +973,7 @@
               <w:rPr>
                 <w:sz w:val="19"/>
               </w:rPr>
-              <w:t>VR4、R33 100kΩ</w:t>
+              <w:t>VR5、R58 100kΩ</w:t>
             </w:r>
           </w:p>
         </w:tc>
@@ -1017,7 +1017,7 @@
               <w:rPr>
                 <w:sz w:val="19"/>
               </w:rPr>
-              <w:t>VR5、C40、R34 10kΩ</w:t>
+              <w:t>VR6、C83、R60 10kΩ</w:t>
             </w:r>
           </w:p>
         </w:tc>
@@ -1061,7 +1061,7 @@
               <w:rPr>
                 <w:sz w:val="19"/>
               </w:rPr>
-              <w:t>U13D</w:t>
+              <w:t>U11D</w:t>
             </w:r>
           </w:p>
         </w:tc>
@@ -1091,7 +1091,7 @@
           <w:i/>
           <w:sz w:val="22"/>
         </w:rPr>
-        <w:t>THRESH ＝（VR5 の電圧 × 100k ＋ VR4 の音声 × 10k）÷ 110k　→　音声は最大 ±0.6V × 10/110 ≒ ±55mV</w:t>
+        <w:t>THRESH ＝（VR6 の電圧 × 100k ＋ VR5 の音声 × 10k）÷ 110k　→　音声は最大 ±0.6V × 10/110 ≒ ±55mV</w:t>
       </w:r>
     </w:p>
     <w:p>
@@ -1099,7 +1099,7 @@
         <w:rPr>
           <w:b w:val="0"/>
         </w:rPr>
-        <w:t>C40（10µF）で VR5 側は交流的に GND になるので、音声は R33 と R34 の比（10k : 110k）で約 1/11 に下がる。2.5V の基準電圧 VREF は10kΩ ＋ 10kΩ の分圧と 10µF（C32）で作る。</w:t>
+        <w:t>C83（10µF）で VR6 側は交流的に GND になるので、音声は R58 と R60 の比（10k : 110k）で約 1/11 に下がる。2.5V の基準電圧 VREF は10kΩ ＋ 10kΩ の分圧と 10µF（C57）で作る。</w:t>
       </w:r>
     </w:p>
     <w:p>
@@ -1115,7 +1115,7 @@
         <w:rPr>
           <w:b w:val="0"/>
         </w:rPr>
-        <w:t>MAX913（U8）が RAMP（＋入力）と THRESH（−入力）を比べ、RAMP が THRESH を超えた瞬間に出力 COMP_OUT を High にする。しきい値が上がると交点が遅れ、下がると早まる。このタイミングのズレがそのまま位相のずれになる。</w:t>
+        <w:t>MAX913（U15）が RAMP（＋入力）と THRESH（−入力）を比べ、RAMP が THRESH を超えた瞬間に出力 COMP_OUT を High にする。しきい値が上がると交点が遅れ、下がると早まる。このタイミングのズレがそのまま位相のずれになる。</w:t>
       </w:r>
     </w:p>
     <w:p>
@@ -1247,7 +1247,7 @@
         <w:rPr>
           <w:b w:val="0"/>
         </w:rPr>
-        <w:t>74HCT123（U9）が COMP_OUT の立ち上がりで、幅 546ns（1 周期の半分）のパルスを出す。出力 PM_OUT はデューティ 50% の方形波で、立ち上がり・立ち下がりの両方が音声で同じだけ前後する。</w:t>
+        <w:t>74HCT123（U17）が COMP_OUT の立ち上がりで、幅 546ns（1 周期の半分）のパルスを出す。出力 PM_OUT はデューティ 50% の方形波で、立ち上がり・立ち下がりの両方が音声で同じだけ前後する。</w:t>
       </w:r>
     </w:p>
     <w:tbl>
@@ -1306,7 +1306,7 @@
               <w:rPr>
                 <w:sz w:val="19"/>
               </w:rPr>
-              <w:t>U9 74HCT123（1 回路目）</w:t>
+              <w:t>U17 74HCT123（1 回路目）</w:t>
             </w:r>
           </w:p>
         </w:tc>
@@ -1336,7 +1336,7 @@
               <w:rPr>
                 <w:sz w:val="19"/>
               </w:rPr>
-              <w:t>C21 100pF、R15 4.7kΩ ＋ VR2 10kΩ</w:t>
+              <w:t>C84 100pF、R64 4.7kΩ ＋ VR7 10kΩ</w:t>
             </w:r>
           </w:p>
         </w:tc>
@@ -1366,7 +1366,7 @@
               <w:rPr>
                 <w:sz w:val="19"/>
               </w:rPr>
-              <w:t>TP3</w:t>
+              <w:t>TP4</w:t>
             </w:r>
           </w:p>
         </w:tc>
@@ -1626,7 +1626,7 @@
               <w:rPr>
                 <w:sz w:val="19"/>
               </w:rPr>
-              <w:t>R16・C23・U10A・U11A</w:t>
+              <w:t>R1・C1・U1A・U2A</w:t>
             </w:r>
           </w:p>
         </w:tc>
@@ -1698,7 +1698,7 @@
               <w:rPr>
                 <w:sz w:val="19"/>
               </w:rPr>
-              <w:t>R17・C24・U10B・U11B</w:t>
+              <w:t>R2・C9・U1B・U2B</w:t>
             </w:r>
           </w:p>
         </w:tc>
@@ -1770,7 +1770,7 @@
               <w:rPr>
                 <w:sz w:val="19"/>
               </w:rPr>
-              <w:t>R18・C25・U10C・U11C</w:t>
+              <w:t>R8・C23・U1C・U2C</w:t>
             </w:r>
           </w:p>
         </w:tc>
@@ -1842,7 +1842,7 @@
               <w:rPr>
                 <w:sz w:val="19"/>
               </w:rPr>
-              <w:t>R19・C26・U10D・U11D</w:t>
+              <w:t>R16・C31・U1D・U2D</w:t>
             </w:r>
           </w:p>
         </w:tc>
@@ -1914,7 +1914,7 @@
               <w:rPr>
                 <w:sz w:val="19"/>
               </w:rPr>
-              <w:t>R20・C27・U10E・U12A</w:t>
+              <w:t>R20・C40・U1E・U8A</w:t>
             </w:r>
           </w:p>
         </w:tc>
@@ -1950,7 +1950,7 @@
         <w:pStyle w:val="ListBullet"/>
       </w:pPr>
       <w:r>
-        <w:t>出力は U12B（バッファ）→ R21 100Ω → C31 → 送信RF の BPF のタップ。TP4 で 29.3MHz を観測できる</w:t>
+        <w:t>出力は U8B（バッファ）→ R29 100Ω → C48 → 送信RF の BPF のタップ。TP1 で 29.3MHz を観測できる</w:t>
       </w:r>
     </w:p>
     <w:p>
@@ -2226,7 +2226,7 @@
         <w:pStyle w:val="ListBullet"/>
       </w:pPr>
       <w:r>
-        <w:t>最大の偏移はクリップ（±0.6V）と VR4 で決まる。3kHz の LPF より上の音は入らないので、偏移は ±5kHz を超えない</w:t>
+        <w:t>最大の偏移はクリップ（±0.6V）と VR5 で決まる。3kHz の LPF より上の音は入らないので、偏移は ±5kHz を超えない</w:t>
       </w:r>
     </w:p>
     <w:p>
@@ -2250,7 +2250,7 @@
         <w:pStyle w:val="ListNumber"/>
       </w:pPr>
       <w:r>
-        <w:t>VR1（傾き）: TP1 ののこぎり波の山を約 2.4V にする（2.0〜2.8V なら可。3.5V を超えないこと）</w:t>
+        <w:t>VR4（傾き）: TP2 ののこぎり波の山を約 2.4V にする（2.0〜2.8V なら可。3.5V を超えないこと）</w:t>
       </w:r>
     </w:p>
     <w:p>
@@ -2258,7 +2258,7 @@
         <w:pStyle w:val="ListNumber"/>
       </w:pPr>
       <w:r>
-        <w:t>VR5（中心）: 音声なしで TP2 の直流を、のこぎり波の山の約半分（約 1.2V）にする。TP3 の立ち上がりが 1 周期のほぼ中央に来る</w:t>
+        <w:t>VR6（中心）: 音声なしで TP3 の直流を、のこぎり波の山の約半分（約 1.2V）にする。TP4 の立ち上がりが 1 周期のほぼ中央に来る</w:t>
       </w:r>
     </w:p>
     <w:p>
@@ -2266,7 +2266,7 @@
         <w:pStyle w:val="ListNumber"/>
       </w:pPr>
       <w:r>
-        <w:t>VR2（パルス幅）: TP3（PM_OUT）のデューティを 50%（High 546ns）にする</w:t>
+        <w:t>VR7（パルス幅）: TP4（PM_OUT）のデューティを 50%（High 546ns）にする</w:t>
       </w:r>
     </w:p>
     <w:p>
@@ -2274,7 +2274,7 @@
         <w:pStyle w:val="ListNumber"/>
       </w:pPr>
       <w:r>
-        <w:t>TP4: 29.3MHz の方形波が出ていることを確かめる。デューティが 50% から大きくずれる段があれば、その段の R を 1 本上下の値に替える</w:t>
+        <w:t>TP1: 29.3MHz の方形波が出ていることを確かめる。デューティが 50% から大きくずれる段があれば、その段の R を 1 本上下の値に替える</w:t>
       </w:r>
     </w:p>
     <w:p>
@@ -2282,7 +2282,7 @@
         <w:pStyle w:val="ListNumber"/>
       </w:pPr>
       <w:r>
-        <w:t>VR3（マイク利得）・VR4（偏移）: 3kHz の音を入れ、受信機の偏移表示またはスペクトラムで ±5kHz に合わせる</w:t>
+        <w:t>VR3（マイク利得）・VR5（偏移）: 3kHz の音を入れ、受信機の偏移表示またはスペクトラムで ±5kHz に合わせる</w:t>
       </w:r>
     </w:p>
     <w:p>
@@ -2290,7 +2290,7 @@
         <w:pStyle w:val="ListNumber"/>
       </w:pPr>
       <w:r>
-        <w:t>偏移の確かめ方（ベッセルヌル）: PM では変調指数 β ＝ 29.3MHz での位相のずれで、音の高さによらない。クリップするくらいの大きさの音を入れ、VR4 を上げていってキャリアが消える点（β ＝ 2.405rad）を見つける。そこから VR4 を 0.69 倍（1.67 ÷ 2.405）に戻すと、3kHz で ±5kHz になる</w:t>
+        <w:t>偏移の確かめ方（ベッセルヌル）: PM では変調指数 β ＝ 29.3MHz での位相のずれで、音の高さによらない。クリップするくらいの大きさの音を入れ、VR5 を上げていってキャリアが消える点（β ＝ 2.405rad）を見つける。そこから VR5 を 0.69 倍（1.67 ÷ 2.405）に戻すと、3kHz で ±5kHz になる</w:t>
       </w:r>
     </w:p>
     <w:p>
@@ -2371,7 +2371,7 @@
               <w:rPr>
                 <w:sz w:val="19"/>
               </w:rPr>
-              <w:t>U6 Si5351、U7 74HCT4017、Q2 2SA1015、Q3 2N7000、C19 100pF（C0G）、U8 MAX913、U9 74HCT123、VR1・VR2、TP1〜TP3</w:t>
+              <w:t>U7 Si5351、U12 74HCT4017、Q7 2SA1015、Q6 2N7000、C73 100pF（C0G）、U15 MAX913、U17 74HCT123、VR4・VR7、TP2〜TP4</w:t>
             </w:r>
           </w:p>
         </w:tc>
@@ -2401,7 +2401,7 @@
               <w:rPr>
                 <w:sz w:val="19"/>
               </w:rPr>
-              <w:t>U10 74AC14、U11・U12 74AC86、R16〜R20・C23〜C27（遅延）、R21・C31、TP4</w:t>
+              <w:t>U1 74AC14、U2・U8 74AC86、R1・R2・R8・R16・R20・C1・C9・C23・C31・C40（遅延）、R29・C48、TP1</w:t>
             </w:r>
           </w:p>
         </w:tc>
@@ -2431,7 +2431,7 @@
               <w:rPr>
                 <w:sz w:val="19"/>
               </w:rPr>
-              <w:t>U13 MCP6004、VR3〜VR5、D6・D7（クリップ）、J7（マイク）</w:t>
+              <w:t>U11 MCP6004、VR3・VR5・VR6、D7・D8（クリップ）、J5（マイク）</w:t>
             </w:r>
           </w:p>
         </w:tc>
@@ -2481,7 +2481,7 @@
         <w:pStyle w:val="ListBullet"/>
       </w:pPr>
       <w:r>
-        <w:t>C19・遅延用のコンデンサは C0G（NP0）。温度で値が変わると傾き・遅延が変わる</w:t>
+        <w:t>C73・遅延用のコンデンサは C0G（NP0）。温度で値が変わると傾き・遅延が変わる</w:t>
       </w:r>
     </w:p>
     <w:p>
@@ -2497,7 +2497,7 @@
         <w:pStyle w:val="ListBullet"/>
       </w:pPr>
       <w:r>
-        <w:t>逓倍は位相雑音も 32 倍（30dB）にする。+5VT・CLK0 の配線は短くし、パスコン（C17・C20・C22・C28〜C30）は各 IC の電源ピンのそばに付ける</w:t>
+        <w:t>逓倍は位相雑音も 32 倍（30dB）にする。+5VT・CLK0 の配線は短くし、パスコン（C66・C82・C94・C8・C22・C36）は各 IC の電源ピンのそばに付ける</w:t>
       </w:r>
     </w:p>
     <w:p>

--- a/docs/セラゾイド変調部の動作説明.docx
+++ b/docs/セラゾイド変調部の動作説明.docx
@@ -290,7 +290,7 @@
               <w:rPr>
                 <w:sz w:val="19"/>
               </w:rPr>
-              <w:t>R48 100Ω、Q6 2N7000</w:t>
+              <w:t>R49 100Ω、Q7 2N7000</w:t>
             </w:r>
           </w:p>
         </w:tc>
@@ -391,7 +391,7 @@
               <w:rPr>
                 <w:sz w:val="19"/>
               </w:rPr>
-              <w:t>D9・D10 1N4148、R54 10kΩ</w:t>
+              <w:t>D9・D10 1N4148、R58 10kΩ</w:t>
             </w:r>
           </w:p>
         </w:tc>
@@ -421,7 +421,7 @@
               <w:rPr>
                 <w:sz w:val="19"/>
               </w:rPr>
-              <w:t>C76 0.1µF</w:t>
+              <w:t>C75 0.1µF</w:t>
             </w:r>
           </w:p>
         </w:tc>
@@ -451,7 +451,7 @@
               <w:rPr>
                 <w:sz w:val="19"/>
               </w:rPr>
-              <w:t>R51 1.5kΩ ＋ VR4 1kΩ</w:t>
+              <w:t>R57 1.5kΩ ＋ VR4 1kΩ</w:t>
             </w:r>
           </w:p>
         </w:tc>
@@ -481,7 +481,7 @@
               <w:rPr>
                 <w:sz w:val="19"/>
               </w:rPr>
-              <w:t>Q7 2SA1015</w:t>
+              <w:t>Q8 2SA1015</w:t>
             </w:r>
           </w:p>
         </w:tc>
@@ -571,7 +571,7 @@
           <w:i/>
           <w:sz w:val="22"/>
         </w:rPr>
-        <w:t>充電電流  I ＝ 0.65V ÷（R51 ＋ VR4）＝ 0.65 ÷ 1.5k〜2.5k ＝ 260〜430µA</w:t>
+        <w:t>充電電流  I ＝ 0.65V ÷（R57 ＋ VR4）＝ 0.65 ÷ 1.5k〜2.5k ＝ 260〜430µA</w:t>
       </w:r>
     </w:p>
     <w:p>
@@ -929,7 +929,7 @@
               <w:rPr>
                 <w:sz w:val="19"/>
               </w:rPr>
-              <w:t>U11C、R49・R50・C74・C72</w:t>
+              <w:t>U11C、R50・R56・C74・C71</w:t>
             </w:r>
           </w:p>
         </w:tc>
@@ -973,7 +973,7 @@
               <w:rPr>
                 <w:sz w:val="19"/>
               </w:rPr>
-              <w:t>VR5、R58 100kΩ</w:t>
+              <w:t>VR5、R61 100kΩ</w:t>
             </w:r>
           </w:p>
         </w:tc>
@@ -1017,7 +1017,7 @@
               <w:rPr>
                 <w:sz w:val="19"/>
               </w:rPr>
-              <w:t>VR6、C83、R60 10kΩ</w:t>
+              <w:t>VR6、C82、R62 10kΩ</w:t>
             </w:r>
           </w:p>
         </w:tc>
@@ -1099,7 +1099,7 @@
         <w:rPr>
           <w:b w:val="0"/>
         </w:rPr>
-        <w:t>C83（10µF）で VR6 側は交流的に GND になるので、音声は R58 と R60 の比（10k : 110k）で約 1/11 に下がる。2.5V の基準電圧 VREF は10kΩ ＋ 10kΩ の分圧と 10µF（C57）で作る。</w:t>
+        <w:t>C82（10µF）で VR6 側は交流的に GND になるので、音声は R61 と R62 の比（10k : 110k）で約 1/11 に下がる。2.5V の基準電圧 VREF は10kΩ ＋ 10kΩ の分圧と 10µF（C57）で作る。</w:t>
       </w:r>
     </w:p>
     <w:p>
@@ -1115,7 +1115,7 @@
         <w:rPr>
           <w:b w:val="0"/>
         </w:rPr>
-        <w:t>MAX913（U15）が RAMP（＋入力）と THRESH（−入力）を比べ、RAMP が THRESH を超えた瞬間に出力 COMP_OUT を High にする。しきい値が上がると交点が遅れ、下がると早まる。このタイミングのズレがそのまま位相のずれになる。</w:t>
+        <w:t>MAX913（U14）が RAMP（＋入力）と THRESH（−入力）を比べ、RAMP が THRESH を超えた瞬間に出力 COMP_OUT を High にする。しきい値が上がると交点が遅れ、下がると早まる。このタイミングのズレがそのまま位相のずれになる。</w:t>
       </w:r>
     </w:p>
     <w:p>
@@ -1247,7 +1247,7 @@
         <w:rPr>
           <w:b w:val="0"/>
         </w:rPr>
-        <w:t>74HCT123（U17）が COMP_OUT の立ち上がりで、幅 546ns（1 周期の半分）のパルスを出す。出力 PM_OUT はデューティ 50% の方形波で、立ち上がり・立ち下がりの両方が音声で同じだけ前後する。</w:t>
+        <w:t>74HCT123（U16）が COMP_OUT の立ち上がりで、幅 546ns（1 周期の半分）のパルスを出す。出力 PM_OUT はデューティ 50% の方形波で、立ち上がり・立ち下がりの両方が音声で同じだけ前後する。</w:t>
       </w:r>
     </w:p>
     <w:tbl>
@@ -1306,7 +1306,7 @@
               <w:rPr>
                 <w:sz w:val="19"/>
               </w:rPr>
-              <w:t>U17 74HCT123（1 回路目）</w:t>
+              <w:t>U16 74HCT123（1 回路目）</w:t>
             </w:r>
           </w:p>
         </w:tc>
@@ -1336,7 +1336,7 @@
               <w:rPr>
                 <w:sz w:val="19"/>
               </w:rPr>
-              <w:t>C84 100pF、R64 4.7kΩ ＋ VR7 10kΩ</w:t>
+              <w:t>C84 100pF、R65 4.7kΩ ＋ VR7 10kΩ</w:t>
             </w:r>
           </w:p>
         </w:tc>
@@ -2371,7 +2371,7 @@
               <w:rPr>
                 <w:sz w:val="19"/>
               </w:rPr>
-              <w:t>U7 Si5351、U12 74HCT4017、Q7 2SA1015、Q6 2N7000、C73 100pF（C0G）、U15 MAX913、U17 74HCT123、VR4・VR7、TP2〜TP4</w:t>
+              <w:t>U7 Si5351、U12 74HCT4017、Q8 2SA1015、Q7 2N7000、C73 100pF（C0G）、U14 MAX913、U16 74HCT123、VR4・VR7、TP2〜TP4</w:t>
             </w:r>
           </w:p>
         </w:tc>
@@ -2497,7 +2497,7 @@
         <w:pStyle w:val="ListBullet"/>
       </w:pPr>
       <w:r>
-        <w:t>逓倍は位相雑音も 32 倍（30dB）にする。+5VT・CLK0 の配線は短くし、パスコン（C66・C82・C94・C8・C22・C36）は各 IC の電源ピンのそばに付ける</w:t>
+        <w:t>逓倍は位相雑音も 32 倍（30dB）にする。+5VT・CLK0 の配線は短くし、パスコン（C65・C81・C93・C8・C22・C36）は各 IC の電源ピンのそばに付ける</w:t>
       </w:r>
     </w:p>
     <w:p>

--- a/docs/セラゾイド変調部の動作説明.docx
+++ b/docs/セラゾイド変調部の動作説明.docx
@@ -16,7 +16,7 @@
           <w:b w:val="0"/>
           <w:sz w:val="19"/>
         </w:rPr>
-        <w:t>29MHz FM 10W トランシーバ（リポジトリ Serrasoid_TRX_29M）　2026-10-16 版　JA6FUF</w:t>
+        <w:t>29MHz FM 10W トランシーバ（リポジトリ Serrasoid_TRX_29M）　2026-10-29 版　JA6FUF</w:t>
       </w:r>
     </w:p>
     <w:p>
@@ -25,7 +25,7 @@
           <w:b w:val="0"/>
           <w:sz w:val="19"/>
         </w:rPr>
-        <w:t>対象: 回路図のブロック「セラゾイド変調」「逓倍」「送信音声」。部品番号・定数は回路図 Ver 1.0（tools/circuit.py）に合わせている。実機は未製作で、数値は計算値。</w:t>
+        <w:t>対象: 回路図のブロック「セラゾイド変調」「逓倍」「PLL」「送信音声」。部品番号・定数は回路図 Ver 1.2（tools/circuit.py）に合わせている。実機は未製作で、数値は計算値。</w:t>
       </w:r>
     </w:p>
     <w:p>
@@ -41,7 +41,7 @@
         <w:rPr>
           <w:b w:val="0"/>
         </w:rPr>
-        <w:t>セラゾイド変調部は、915.625kHz ののこぎり波としきい値（音声）を比べ、方形波のエッジのタイミングを音声で前後させることで、位相変調（PM）をかけた信号を作る。これを 32 倍に逓倍して 29.3MHz の送信信号にする。</w:t>
+        <w:t>セラゾイド変調部は、1.83125MHz ののこぎり波としきい値（音声）を比べ、方形波のエッジのタイミングを音声で前後させることで、位相変調（PM）をかけた信号を作る。これを 16 倍に逓倍し、PLL で位相同期させた VCO から 29.3MHz の送信信号を取り出す。</w:t>
       </w:r>
     </w:p>
     <w:p>
@@ -57,7 +57,7 @@
         <w:pStyle w:val="ListBullet"/>
       </w:pPr>
       <w:r>
-        <w:t>1 段で得られる位相のずれは小さい（最大 ±0.1rad 程度）。逓倍すると位相も 32 倍になるので、29.3MHz で FM 無線機として十分な偏移（±5kHz）になる</w:t>
+        <w:t>1 段で得られる位相のずれは小さい（最大 ±0.1rad 程度）。逓倍すると位相も 16 倍になるので、29.3MHz で FM 無線機として十分な偏移（±5kHz）になる</w:t>
       </w:r>
     </w:p>
     <w:p>
@@ -65,7 +65,7 @@
         <w:pStyle w:val="ListBullet"/>
       </w:pPr>
       <w:r>
-        <w:t>回路は「基準クロック → のこぎり波 → 比較 → パルス整形 → 逓倍」の順に一方向へ流れる。のこぎり波と比較までが変調、そのあとは波形を整えて周波数を上げる部分</w:t>
+        <w:t>回路は「基準クロック → のこぎり波 → 比較 → パルス整形 → 逓倍 → PLL」の順に一方向へ流れる。のこぎり波と比較までが変調、そのあとは波形を整えて周波数を上げ、不要な成分を落とす部分</w:t>
       </w:r>
     </w:p>
     <w:p>
@@ -74,6 +74,14 @@
       </w:pPr>
       <w:r>
         <w:t>1940 年代後半の放送用 FM 送信機の方式を、汎用のロジック IC・コンパレータ・トランジスタで組み直したもの</w:t>
+      </w:r>
+    </w:p>
+    <w:p>
+      <w:pPr>
+        <w:pStyle w:val="ListBullet"/>
+      </w:pPr>
+      <w:r>
+        <w:t>Ver 1.1 までは 915.625kHz × 32 で、逓倍のずれによる側帯波（スプリアス）が規格を満たさない計算になった。Ver 1.2 で、逓倍数を減らす・段間同調・PLL 追従フィルタの 3 つを入れた（7〜9 章）</w:t>
       </w:r>
     </w:p>
     <w:p>
@@ -141,7 +149,7 @@
         <w:rPr>
           <w:b w:val="0"/>
         </w:rPr>
-        <w:t>Si5351 の CLK0（9.15625MHz）を 74HCT4017 で 10 分周し、1.092µs（915.625kHz）ごとに幅 109ns のリセットパルスを作る。このパルスが、のこぎり波を 1 周期ごとに 0V に戻す。</w:t>
+        <w:t>Si5351 の CLK0（18.3125MHz）を 74HCT4017 で 10 分周し、546ns（1.83125MHz）ごとに幅 55ns のリセットパルスを作る。このパルスが、のこぎり波を 1 周期ごとに 0V に戻す。</w:t>
       </w:r>
     </w:p>
     <w:tbl>
@@ -200,7 +208,7 @@
               <w:rPr>
                 <w:sz w:val="19"/>
               </w:rPr>
-              <w:t>U7 Si5351（秋月 AE-Si5351A）</w:t>
+              <w:t>U10 Si5351（秋月 AE-Si5351A）</w:t>
             </w:r>
           </w:p>
         </w:tc>
@@ -214,7 +222,7 @@
               <w:rPr>
                 <w:sz w:val="19"/>
               </w:rPr>
-              <w:t>CLK0 = 9.15625MHz。送信中だけ出す。チャンネルは CLK0 を 3.125kHz ずつ変える（出力で 10kHz ステップ）</w:t>
+              <w:t>CLK0 = 18.3125MHz。送信中だけ出す。チャンネルは CLK0 を 6.25kHz ずつ変える（出力で 10kHz ステップ）</w:t>
             </w:r>
           </w:p>
         </w:tc>
@@ -230,7 +238,7 @@
               <w:rPr>
                 <w:sz w:val="19"/>
               </w:rPr>
-              <w:t>R43 100Ω</w:t>
+              <w:t>R58 100Ω</w:t>
             </w:r>
           </w:p>
         </w:tc>
@@ -260,7 +268,7 @@
               <w:rPr>
                 <w:sz w:val="19"/>
               </w:rPr>
-              <w:t>U12 74HCT4017</w:t>
+              <w:t>U17 74HCT4017</w:t>
             </w:r>
           </w:p>
         </w:tc>
@@ -274,7 +282,7 @@
               <w:rPr>
                 <w:sz w:val="19"/>
               </w:rPr>
-              <w:t>ジョンソンカウンタ（÷10）。Q0 が 10 クロックに 1 回、1 クロック分（109ns）だけ High。デコード出力にグリッチが出ない。HCT 品なので Si5351 の 3.3V 出力をそのまま受けられる（High 入力 2.0V 以上）</w:t>
+              <w:t>ジョンソンカウンタ（÷10）。Q0 が 10 クロックに 1 回、1 クロック分（55ns）だけ High。デコード出力にグリッチが出ない。HCT 品なので Si5351 の 3.3V 出力をそのまま受けられる（High 入力 2.0V 以上）。18.3MHz は 74HC(T)4017 の最高クロック（5V・最悪条件で約 20MHz）に近いので、別の型番に替えるときはデータシートで確かめる</w:t>
             </w:r>
           </w:p>
         </w:tc>
@@ -290,7 +298,7 @@
               <w:rPr>
                 <w:sz w:val="19"/>
               </w:rPr>
-              <w:t>R49 100Ω、Q7 2N7000</w:t>
+              <w:t>R62 100Ω、Q6 2N7000</w:t>
             </w:r>
           </w:p>
         </w:tc>
@@ -304,7 +312,7 @@
               <w:rPr>
                 <w:sz w:val="19"/>
               </w:rPr>
-              <w:t>Q0 が High の間だけオンし、のこぎり波のコンデンサ C73 を放電する。オン抵抗は数 Ω なので 109ns の間に 0V まで下がる</w:t>
+              <w:t>Q0 が High の間だけオンし、のこぎり波のコンデンサ C71 を放電する。オン抵抗は数 Ω なので 55ns の間に 0V まで下がる</w:t>
             </w:r>
           </w:p>
         </w:tc>
@@ -332,7 +340,7 @@
         <w:rPr>
           <w:b w:val="0"/>
         </w:rPr>
-        <w:t>2SA1015 の定電流源で C73（100pF）を一定の電流で充電し、直線的に上がるのこぎり波 RAMP を作る。傾きは約 2.5V/µs、山の高さは約 2.4V。</w:t>
+        <w:t>2SA1015 の定電流源で C71（68pF）を一定の電流で充電し、直線的に上がるのこぎり波 RAMP を作る。傾きは約 3.4V/µs、山の高さは約 1.7V。</w:t>
       </w:r>
     </w:p>
     <w:tbl>
@@ -391,7 +399,7 @@
               <w:rPr>
                 <w:sz w:val="19"/>
               </w:rPr>
-              <w:t>D9・D10 1N4148、R58 10kΩ</w:t>
+              <w:t>D11・D12 1N4148、R64 10kΩ</w:t>
             </w:r>
           </w:p>
         </w:tc>
@@ -421,7 +429,7 @@
               <w:rPr>
                 <w:sz w:val="19"/>
               </w:rPr>
-              <w:t>C75 0.1µF</w:t>
+              <w:t>C73 0.1µF</w:t>
             </w:r>
           </w:p>
         </w:tc>
@@ -451,7 +459,7 @@
               <w:rPr>
                 <w:sz w:val="19"/>
               </w:rPr>
-              <w:t>R57 1.5kΩ ＋ VR4 1kΩ</w:t>
+              <w:t>R63 1.5kΩ ＋ VR2 1kΩ</w:t>
             </w:r>
           </w:p>
         </w:tc>
@@ -465,7 +473,7 @@
               <w:rPr>
                 <w:sz w:val="19"/>
               </w:rPr>
-              <w:t>エミッタ抵抗。両端の電圧（約 0.65V）÷ 抵抗 で電流が決まる。VR4 で傾きを調整</w:t>
+              <w:t>エミッタ抵抗。両端の電圧（約 0.65V）÷ 抵抗 で電流が決まる。VR2 で傾きを調整</w:t>
             </w:r>
           </w:p>
         </w:tc>
@@ -481,7 +489,7 @@
               <w:rPr>
                 <w:sz w:val="19"/>
               </w:rPr>
-              <w:t>Q8 2SA1015</w:t>
+              <w:t>Q7 2SA1015</w:t>
             </w:r>
           </w:p>
         </w:tc>
@@ -495,7 +503,7 @@
               <w:rPr>
                 <w:sz w:val="19"/>
               </w:rPr>
-              <w:t>PNP の定電流源。コレクタから C73 へ電流を流す</w:t>
+              <w:t>PNP の定電流源。コレクタから C71 へ電流を流す</w:t>
             </w:r>
           </w:p>
         </w:tc>
@@ -511,7 +519,7 @@
               <w:rPr>
                 <w:sz w:val="19"/>
               </w:rPr>
-              <w:t>C73 100pF（C0G）</w:t>
+              <w:t>C71 68pF（C0G）</w:t>
             </w:r>
           </w:p>
         </w:tc>
@@ -541,7 +549,7 @@
               <w:rPr>
                 <w:sz w:val="19"/>
               </w:rPr>
-              <w:t>TP2</w:t>
+              <w:t>TP3</w:t>
             </w:r>
           </w:p>
         </w:tc>
@@ -571,7 +579,7 @@
           <w:i/>
           <w:sz w:val="22"/>
         </w:rPr>
-        <w:t>充電電流  I ＝ 0.65V ÷（R57 ＋ VR4）＝ 0.65 ÷ 1.5k〜2.5k ＝ 260〜430µA</w:t>
+        <w:t>充電電流  I ＝ 0.65V ÷（R63 ＋ VR2）＝ 0.65 ÷ 1.5k〜2.5k ＝ 260〜430µA</w:t>
       </w:r>
     </w:p>
     <w:p>
@@ -583,7 +591,7 @@
           <w:i/>
           <w:sz w:val="22"/>
         </w:rPr>
-        <w:t>傾き  dV/dt ＝ I ÷ C ≒ 300µA ÷ 120pF ≒ 2.5V/µs</w:t>
+        <w:t>傾き  dV/dt ＝ I ÷ C ≒ 300µA ÷ 88pF ≒ 3.4V/µs</w:t>
       </w:r>
     </w:p>
     <w:p>
@@ -595,7 +603,7 @@
           <w:i/>
           <w:sz w:val="22"/>
         </w:rPr>
-        <w:t>山の高さ  ≒ 2.5V/µs ×（1.092µs − 0.109µs）≒ 2.4V</w:t>
+        <w:t>山の高さ  ≒ 3.4V/µs ×（0.546µs − 0.055µs）≒ 1.7V</w:t>
       </w:r>
     </w:p>
     <w:p>
@@ -603,7 +611,7 @@
         <w:rPr>
           <w:b w:val="0"/>
         </w:rPr>
-        <w:t>C は C73 の 100pF に、2N7000 の出力容量・MAX913 の入力容量・配線の容量（合わせて約 20pF）を足した値。定電流源が飽和しない上限はコレクタ電圧で約 4.0V なので、2.4V までは傾きが一定に保たれる。</w:t>
+        <w:t>C は C71 の 68pF に、2N7000 の出力容量・MAX913 の入力容量・配線の容量（合わせて約 20pF）を足した値。定電流源が飽和しない上限はコレクタ電圧で約 4.0V なので、山が 2.4V 程度までなら傾きは一定に保たれる。</w:t>
       </w:r>
     </w:p>
     <w:p>
@@ -619,7 +627,7 @@
         <w:rPr>
           <w:b w:val="0"/>
         </w:rPr>
-        <w:t>しきい値 THRESH は「直流の中心（約 1.2V）＋ 音声」で、MCP6004 の 4 回路で作る。音声が大きくなっても ±0.6V でクリップし、3kHz の LPF を通してから変調部へ入れるので、偏移と占有帯域が一定以内に収まる。</w:t>
+        <w:t>しきい値 THRESH は「直流の中心（約 0.85V）＋ 音声」で、MCP6004 の 4 回路で作る。音声が大きくなっても ±0.6V でクリップし、3kHz の LPF を通してから変調部へ入れるので、偏移と占有帯域が一定以内に収まる。</w:t>
       </w:r>
     </w:p>
     <w:tbl>
@@ -709,7 +717,7 @@
               <w:rPr>
                 <w:sz w:val="19"/>
               </w:rPr>
-              <w:t>J5、R32・C52・R33</w:t>
+              <w:t>J7、R49・C61・R50</w:t>
             </w:r>
           </w:p>
         </w:tc>
@@ -753,7 +761,7 @@
               <w:rPr>
                 <w:sz w:val="19"/>
               </w:rPr>
-              <w:t>U11A、R37・R39・C59</w:t>
+              <w:t>U16A、R54・R55・C66</w:t>
             </w:r>
           </w:p>
         </w:tc>
@@ -797,7 +805,7 @@
               <w:rPr>
                 <w:sz w:val="19"/>
               </w:rPr>
-              <w:t>VR3</w:t>
+              <w:t>VR1</w:t>
             </w:r>
           </w:p>
         </w:tc>
@@ -841,7 +849,7 @@
               <w:rPr>
                 <w:sz w:val="19"/>
               </w:rPr>
-              <w:t>U11B、R46・R44</w:t>
+              <w:t>U16B、R57・R56</w:t>
             </w:r>
           </w:p>
         </w:tc>
@@ -885,7 +893,7 @@
               <w:rPr>
                 <w:sz w:val="19"/>
               </w:rPr>
-              <w:t>R47・D7・D8</w:t>
+              <w:t>R59・D9・D10</w:t>
             </w:r>
           </w:p>
         </w:tc>
@@ -929,7 +937,7 @@
               <w:rPr>
                 <w:sz w:val="19"/>
               </w:rPr>
-              <w:t>U11C、R50・R56・C74・C71</w:t>
+              <w:t>U16C、R60・R61・C70・C69</w:t>
             </w:r>
           </w:p>
         </w:tc>
@@ -973,7 +981,7 @@
               <w:rPr>
                 <w:sz w:val="19"/>
               </w:rPr>
-              <w:t>VR5、R61 100kΩ</w:t>
+              <w:t>VR3、R65 100kΩ</w:t>
             </w:r>
           </w:p>
         </w:tc>
@@ -1017,7 +1025,7 @@
               <w:rPr>
                 <w:sz w:val="19"/>
               </w:rPr>
-              <w:t>VR6、C82、R62 10kΩ</w:t>
+              <w:t>VR4、C74、R66 10kΩ</w:t>
             </w:r>
           </w:p>
         </w:tc>
@@ -1061,7 +1069,7 @@
               <w:rPr>
                 <w:sz w:val="19"/>
               </w:rPr>
-              <w:t>U11D</w:t>
+              <w:t>U16D</w:t>
             </w:r>
           </w:p>
         </w:tc>
@@ -1091,7 +1099,7 @@
           <w:i/>
           <w:sz w:val="22"/>
         </w:rPr>
-        <w:t>THRESH ＝（VR6 の電圧 × 100k ＋ VR5 の音声 × 10k）÷ 110k　→　音声は最大 ±0.6V × 10/110 ≒ ±55mV</w:t>
+        <w:t>THRESH ＝（VR4 の電圧 × 100k ＋ VR3 の音声 × 10k）÷ 110k　→　音声は最大 ±0.6V × 10/110 ≒ ±55mV</w:t>
       </w:r>
     </w:p>
     <w:p>
@@ -1099,7 +1107,7 @@
         <w:rPr>
           <w:b w:val="0"/>
         </w:rPr>
-        <w:t>C82（10µF）で VR6 側は交流的に GND になるので、音声は R61 と R62 の比（10k : 110k）で約 1/11 に下がる。2.5V の基準電圧 VREF は10kΩ ＋ 10kΩ の分圧と 10µF（C57）で作る。</w:t>
+        <w:t>C74（10µF）で VR4 側は交流的に GND になるので、音声は R65 と R66 の比（10k : 110k）で約 1/11 に下がる。2.5V の基準電圧 VREF は10kΩ ＋ 10kΩ の分圧と 10µF（C65）で作る。</w:t>
       </w:r>
     </w:p>
     <w:p>
@@ -1115,7 +1123,7 @@
         <w:rPr>
           <w:b w:val="0"/>
         </w:rPr>
-        <w:t>MAX913（U14）が RAMP（＋入力）と THRESH（−入力）を比べ、RAMP が THRESH を超えた瞬間に出力 COMP_OUT を High にする。しきい値が上がると交点が遅れ、下がると早まる。このタイミングのズレがそのまま位相のずれになる。</w:t>
+        <w:t>MAX913（U18）が RAMP（＋入力）と THRESH（−入力）を比べ、RAMP が THRESH を超えた瞬間に出力 COMP_OUT を High にする。しきい値が上がると交点が遅れ、下がると早まる。このタイミングのズレがそのまま位相のずれになる。</w:t>
       </w:r>
     </w:p>
     <w:p>
@@ -1191,7 +1199,7 @@
           <w:i/>
           <w:sz w:val="22"/>
         </w:rPr>
-        <w:t>位相のずれ  Δφ ＝ 2π × Δt ÷ T　（T ＝ 1.092µs）</w:t>
+        <w:t>位相のずれ  Δφ ＝ 2π × Δt ÷ T　（T ＝ 0.546µs）</w:t>
       </w:r>
     </w:p>
     <w:p>
@@ -1199,7 +1207,7 @@
         <w:rPr>
           <w:b w:val="0"/>
         </w:rPr>
-        <w:t>たとえば ΔV ＝ 1mV なら Δt ＝ 0.4ns、Δφ ＝ 2.3mrad。のこぎり波の傾きが一定なので、Δφ は ΔV に比例する。</w:t>
+        <w:t>たとえば ΔV ＝ 1mV なら Δt ＝ 0.29ns、Δφ ＝ 3.4mrad。のこぎり波の傾きが一定なので、Δφ は ΔV に比例する。</w:t>
       </w:r>
     </w:p>
     <w:p>
@@ -1207,7 +1215,7 @@
         <w:pStyle w:val="ListBullet"/>
       </w:pPr>
       <w:r>
-        <w:t>MAX913 は単電源 5V（V− を GND）で使う。入力範囲は −0.2〜+3.5V で、のこぎり波（0〜2.4V）としきい値（約 1.2V）が入る</w:t>
+        <w:t>MAX913 は単電源 5V（V− を GND）で使う。入力範囲は −0.2〜+3.5V で、のこぎり波（0〜1.7V）としきい値（約 0.85V）が入る</w:t>
       </w:r>
     </w:p>
     <w:p>
@@ -1247,7 +1255,7 @@
         <w:rPr>
           <w:b w:val="0"/>
         </w:rPr>
-        <w:t>74HCT123（U16）が COMP_OUT の立ち上がりで、幅 546ns（1 周期の半分）のパルスを出す。出力 PM_OUT はデューティ 50% の方形波で、立ち上がり・立ち下がりの両方が音声で同じだけ前後する。</w:t>
+        <w:t>74HCT123（U19）が COMP_OUT の立ち上がりで、幅 273ns（1 周期の半分）のパルスを出す。出力 PM_OUT はデューティ 50% の方形波で、立ち上がり・立ち下がりの両方が音声で同じだけ前後する。</w:t>
       </w:r>
     </w:p>
     <w:tbl>
@@ -1306,7 +1314,7 @@
               <w:rPr>
                 <w:sz w:val="19"/>
               </w:rPr>
-              <w:t>U16 74HCT123（1 回路目）</w:t>
+              <w:t>U19 74HCT123（1 回路目）</w:t>
             </w:r>
           </w:p>
         </w:tc>
@@ -1336,7 +1344,7 @@
               <w:rPr>
                 <w:sz w:val="19"/>
               </w:rPr>
-              <w:t>C84 100pF、R65 4.7kΩ ＋ VR7 10kΩ</w:t>
+              <w:t>C76 100pF、R67 2.2kΩ ＋ VR5 5kΩ</w:t>
             </w:r>
           </w:p>
         </w:tc>
@@ -1350,7 +1358,7 @@
               <w:rPr>
                 <w:sz w:val="19"/>
               </w:rPr>
-              <w:t>時定数。約 300〜760ns の範囲で調整し、546ns（デューティ 50%）に合わせる</w:t>
+              <w:t>時定数。約 140〜370ns の範囲で調整し、273ns（デューティ 50%）に合わせる</w:t>
             </w:r>
           </w:p>
         </w:tc>
@@ -1366,7 +1374,7 @@
               <w:rPr>
                 <w:sz w:val="19"/>
               </w:rPr>
-              <w:t>TP4</w:t>
+              <w:t>TP5</w:t>
             </w:r>
           </w:p>
         </w:tc>
@@ -1392,7 +1400,7 @@
         <w:rPr>
           <w:b w:val="0"/>
         </w:rPr>
-        <w:t>デューティを 50% にするのは、次の逓倍で各段の出力をきれいな 2 倍にするため。50% からずれると、もとの周波数の成分が残る（後段の BPF で落とす）。</w:t>
+        <w:t>デューティを 50% にするのは、次の逓倍で各段の出力をきれいな 2 倍にするため。50% からずれると、もとの周波数の成分が残る（段間同調と PLL で落とす）。</w:t>
       </w:r>
     </w:p>
     <w:p>
@@ -1400,7 +1408,7 @@
         <w:pStyle w:val="Heading1"/>
       </w:pPr>
       <w:r>
-        <w:t>7. 逓倍 ×32</w:t>
+        <w:t>7. 逓倍 ×16</w:t>
       </w:r>
     </w:p>
     <w:p>
@@ -1408,7 +1416,7 @@
         <w:rPr>
           <w:b w:val="0"/>
         </w:rPr>
-        <w:t>XOR（74AC86）による 2 倍の段を 5 つ重ね、915.625kHz を 29.3MHz にする。各段は XOR（x, x を遅らせたもの）で、入力の両方のエッジで遅延 τ の幅のパルスが出るので、周波数が 2 倍になる。</w:t>
+        <w:t>XOR（74AC86）による 2 倍の段を 4 つ重ね、1.83125MHz を 29.3MHz にする。各段は XOR（x, x を遅らせたもの）で、入力の両方のエッジで遅延 τ の幅のパルスが出るので、周波数が 2 倍になる。</w:t>
       </w:r>
     </w:p>
     <w:p>
@@ -1584,78 +1592,6 @@
               <w:rPr>
                 <w:sz w:val="19"/>
               </w:rPr>
-              <w:t>0.916 → 1.831MHz</w:t>
-            </w:r>
-          </w:p>
-        </w:tc>
-        <w:tc>
-          <w:tcPr>
-            <w:tcW w:type="dxa" w:w="2154"/>
-          </w:tcPr>
-          <w:p>
-            <w:r/>
-            <w:r>
-              <w:rPr>
-                <w:sz w:val="19"/>
-              </w:rPr>
-              <w:t>273ns</w:t>
-            </w:r>
-          </w:p>
-        </w:tc>
-        <w:tc>
-          <w:tcPr>
-            <w:tcW w:type="dxa" w:w="1814"/>
-          </w:tcPr>
-          <w:p>
-            <w:r/>
-            <w:r>
-              <w:rPr>
-                <w:sz w:val="19"/>
-              </w:rPr>
-              <w:t>3.9kΩ・100pF</w:t>
-            </w:r>
-          </w:p>
-        </w:tc>
-        <w:tc>
-          <w:tcPr>
-            <w:tcW w:type="dxa" w:w="2948"/>
-          </w:tcPr>
-          <w:p>
-            <w:r/>
-            <w:r>
-              <w:rPr>
-                <w:sz w:val="19"/>
-              </w:rPr>
-              <w:t>R1・C1・U1A・U2A</w:t>
-            </w:r>
-          </w:p>
-        </w:tc>
-      </w:tr>
-      <w:tr>
-        <w:tc>
-          <w:tcPr>
-            <w:tcW w:type="dxa" w:w="567"/>
-          </w:tcPr>
-          <w:p>
-            <w:r/>
-            <w:r>
-              <w:rPr>
-                <w:sz w:val="19"/>
-              </w:rPr>
-              <w:t>2</w:t>
-            </w:r>
-          </w:p>
-        </w:tc>
-        <w:tc>
-          <w:tcPr>
-            <w:tcW w:type="dxa" w:w="2154"/>
-          </w:tcPr>
-          <w:p>
-            <w:r/>
-            <w:r>
-              <w:rPr>
-                <w:sz w:val="19"/>
-              </w:rPr>
               <w:t>1.831 → 3.663MHz</w:t>
             </w:r>
           </w:p>
@@ -1698,7 +1634,7 @@
               <w:rPr>
                 <w:sz w:val="19"/>
               </w:rPr>
-              <w:t>R2・C9・U1B・U2B</w:t>
+              <w:t>R69・C83・U20A・U21A</w:t>
             </w:r>
           </w:p>
         </w:tc>
@@ -1714,7 +1650,7 @@
               <w:rPr>
                 <w:sz w:val="19"/>
               </w:rPr>
-              <w:t>3</w:t>
+              <w:t>2</w:t>
             </w:r>
           </w:p>
         </w:tc>
@@ -1770,7 +1706,7 @@
               <w:rPr>
                 <w:sz w:val="19"/>
               </w:rPr>
-              <w:t>R8・C23・U1C・U2C</w:t>
+              <w:t>R87・C105・U20B・U21B</w:t>
             </w:r>
           </w:p>
         </w:tc>
@@ -1786,7 +1722,7 @@
               <w:rPr>
                 <w:sz w:val="19"/>
               </w:rPr>
-              <w:t>4</w:t>
+              <w:t>3</w:t>
             </w:r>
           </w:p>
         </w:tc>
@@ -1842,7 +1778,7 @@
               <w:rPr>
                 <w:sz w:val="19"/>
               </w:rPr>
-              <w:t>R16・C31・U1D・U2D</w:t>
+              <w:t>R70・C84・U20C・U21C</w:t>
             </w:r>
           </w:p>
         </w:tc>
@@ -1858,7 +1794,7 @@
               <w:rPr>
                 <w:sz w:val="19"/>
               </w:rPr>
-              <w:t>5</w:t>
+              <w:t>4</w:t>
             </w:r>
           </w:p>
         </w:tc>
@@ -1914,7 +1850,7 @@
               <w:rPr>
                 <w:sz w:val="19"/>
               </w:rPr>
-              <w:t>R20・C40・U1E・U8A</w:t>
+              <w:t>R88・C106・U20D・U21D</w:t>
             </w:r>
           </w:p>
         </w:tc>
@@ -1942,7 +1878,7 @@
         <w:pStyle w:val="ListBullet"/>
       </w:pPr>
       <w:r>
-        <w:t>74AC14 のしきい値は電源の約 0.6 倍（上がるとき）と約 0.4 倍（下がるとき）。この値と 0.69RC ＝ τ の組み合わせで、波形が安定したあとの遅延がちょうど τ になる。しきい値は個体差があるので、デューティは 50% から少しずれることがある</w:t>
+        <w:t>74AC14 のしきい値は電源の約 0.6 倍（上がるとき）と約 0.4 倍（下がるとき）。この値と 0.69RC ＝ τ の組み合わせで、波形が安定したあとの遅延がちょうど τ になる。しきい値は個体差があるので、デューティは 50% から少しずれる（次の章の段間同調でそろえる）</w:t>
       </w:r>
     </w:p>
     <w:p>
@@ -1950,7 +1886,7 @@
         <w:pStyle w:val="ListBullet"/>
       </w:pPr>
       <w:r>
-        <w:t>出力は U8B（バッファ）→ R29 100Ω → C48 → 送信RF の BPF のタップ。TP1 で 29.3MHz を観測できる</w:t>
+        <w:t>段 4 の出力 X16（TP6）は PLL の基準になる。送信には PLL の VCO の出力を使う（9 章）</w:t>
       </w:r>
     </w:p>
     <w:p>
@@ -1958,7 +1894,7 @@
         <w:pStyle w:val="ListBullet"/>
       </w:pPr>
       <w:r>
-        <w:t>逓倍はタイミングのズレ Δt をそのまま運ぶ。周期が 1/2 になるごとに同じ Δt が 2 倍の位相になるので、5 段で位相のずれは 32 倍になる</w:t>
+        <w:t>逓倍はタイミングのズレ Δt をそのまま運ぶ。周期が 1/2 になるごとに同じ Δt が 2 倍の位相になるので、4 段で位相のずれは 16 倍になる</w:t>
       </w:r>
     </w:p>
     <w:p>
@@ -1970,7 +1906,7 @@
           <w:i/>
           <w:sz w:val="22"/>
         </w:rPr>
-        <w:t>29.3MHz での位相のずれ ＝ 32 × Δφ</w:t>
+        <w:t>29.3MHz での位相のずれ ＝ 16 × Δφ</w:t>
       </w:r>
     </w:p>
     <w:p>
@@ -1978,7 +1914,7 @@
         <w:pStyle w:val="Heading1"/>
       </w:pPr>
       <w:r>
-        <w:t>8. 偏移の計算例と、PM ＝ プリエンファシス付き FM</w:t>
+        <w:t>8. 段間同調（デューティをそろえる）</w:t>
       </w:r>
     </w:p>
     <w:p>
@@ -1986,7 +1922,702 @@
         <w:rPr>
           <w:b w:val="0"/>
         </w:rPr>
-        <w:t>変調部で ±0.052rad（しきい値で約 ±23mV）振ると、29.3MHz で ±1.67rad になり、3kHz の音で ±5kHz の偏移になる。</w:t>
+        <w:t>XOR の段は、遅延 τ が入力周期の 1/4 からずれるとデューティがくずれ、出力に入力周波数の成分（1/2 の分数調波）が残る。次の段はそのくずれを 2 倍にして運ぶので、何段も重ねると基準周波数おきの側帯波（スプリアス）になる。そこで段 1〜3 の出力を LC の並列共振で正弦波にし、平均値を境にもう一度矩形にする。</w:t>
+      </w:r>
+    </w:p>
+    <w:tbl>
+      <w:tblPr>
+        <w:tblStyle w:val="TableGrid"/>
+        <w:tblW w:type="auto" w:w="0"/>
+        <w:jc w:val="center"/>
+        <w:tblLook w:firstColumn="1" w:firstRow="1" w:lastColumn="0" w:lastRow="0" w:noHBand="0" w:noVBand="1" w:val="04A0"/>
+      </w:tblPr>
+      <w:tblGrid>
+        <w:gridCol w:w="2409"/>
+        <w:gridCol w:w="2409"/>
+        <w:gridCol w:w="2409"/>
+        <w:gridCol w:w="2409"/>
+      </w:tblGrid>
+      <w:tr>
+        <w:tc>
+          <w:tcPr>
+            <w:tcW w:type="dxa" w:w="1474"/>
+            <w:shd w:val="clear" w:color="auto" w:fill="DCE6F1"/>
+          </w:tcPr>
+          <w:p>
+            <w:r/>
+            <w:r>
+              <w:rPr>
+                <w:b/>
+                <w:sz w:val="19"/>
+              </w:rPr>
+              <w:t>同調</w:t>
+            </w:r>
+          </w:p>
+        </w:tc>
+        <w:tc>
+          <w:tcPr>
+            <w:tcW w:type="dxa" w:w="1247"/>
+            <w:shd w:val="clear" w:color="auto" w:fill="DCE6F1"/>
+          </w:tcPr>
+          <w:p>
+            <w:r/>
+            <w:r>
+              <w:rPr>
+                <w:b/>
+                <w:sz w:val="19"/>
+              </w:rPr>
+              <w:t>周波数</w:t>
+            </w:r>
+          </w:p>
+        </w:tc>
+        <w:tc>
+          <w:tcPr>
+            <w:tcW w:type="dxa" w:w="1814"/>
+            <w:shd w:val="clear" w:color="auto" w:fill="DCE6F1"/>
+          </w:tcPr>
+          <w:p>
+            <w:r/>
+            <w:r>
+              <w:rPr>
+                <w:b/>
+                <w:sz w:val="19"/>
+              </w:rPr>
+              <w:t>L・C</w:t>
+            </w:r>
+          </w:p>
+        </w:tc>
+        <w:tc>
+          <w:tcPr>
+            <w:tcW w:type="dxa" w:w="5102"/>
+            <w:shd w:val="clear" w:color="auto" w:fill="DCE6F1"/>
+          </w:tcPr>
+          <w:p>
+            <w:r/>
+            <w:r>
+              <w:rPr>
+                <w:b/>
+                <w:sz w:val="19"/>
+              </w:rPr>
+              <w:t>部品</w:t>
+            </w:r>
+          </w:p>
+        </w:tc>
+      </w:tr>
+      <w:tr>
+        <w:tc>
+          <w:tcPr>
+            <w:tcW w:type="dxa" w:w="1474"/>
+          </w:tcPr>
+          <w:p>
+            <w:r/>
+            <w:r>
+              <w:rPr>
+                <w:sz w:val="19"/>
+              </w:rPr>
+              <w:t>1（段 1 の後）</w:t>
+            </w:r>
+          </w:p>
+        </w:tc>
+        <w:tc>
+          <w:tcPr>
+            <w:tcW w:type="dxa" w:w="1247"/>
+          </w:tcPr>
+          <w:p>
+            <w:r/>
+            <w:r>
+              <w:rPr>
+                <w:sz w:val="19"/>
+              </w:rPr>
+              <w:t>3.66MHz</w:t>
+            </w:r>
+          </w:p>
+        </w:tc>
+        <w:tc>
+          <w:tcPr>
+            <w:tcW w:type="dxa" w:w="1814"/>
+          </w:tcPr>
+          <w:p>
+            <w:r/>
+            <w:r>
+              <w:rPr>
+                <w:sz w:val="19"/>
+              </w:rPr>
+              <w:t>10µH・180pF</w:t>
+            </w:r>
+          </w:p>
+        </w:tc>
+        <w:tc>
+          <w:tcPr>
+            <w:tcW w:type="dxa" w:w="5102"/>
+          </w:tcPr>
+          <w:p>
+            <w:r/>
+            <w:r>
+              <w:rPr>
+                <w:sz w:val="19"/>
+              </w:rPr>
+              <w:t>R78 1k・L10・C94・C97・R84 1M・U22A（74HCU04）・U20E</w:t>
+            </w:r>
+          </w:p>
+        </w:tc>
+      </w:tr>
+      <w:tr>
+        <w:tc>
+          <w:tcPr>
+            <w:tcW w:type="dxa" w:w="1474"/>
+          </w:tcPr>
+          <w:p>
+            <w:r/>
+            <w:r>
+              <w:rPr>
+                <w:sz w:val="19"/>
+              </w:rPr>
+              <w:t>2（段 2 の後）</w:t>
+            </w:r>
+          </w:p>
+        </w:tc>
+        <w:tc>
+          <w:tcPr>
+            <w:tcW w:type="dxa" w:w="1247"/>
+          </w:tcPr>
+          <w:p>
+            <w:r/>
+            <w:r>
+              <w:rPr>
+                <w:sz w:val="19"/>
+              </w:rPr>
+              <w:t>7.33MHz</w:t>
+            </w:r>
+          </w:p>
+        </w:tc>
+        <w:tc>
+          <w:tcPr>
+            <w:tcW w:type="dxa" w:w="1814"/>
+          </w:tcPr>
+          <w:p>
+            <w:r/>
+            <w:r>
+              <w:rPr>
+                <w:sz w:val="19"/>
+              </w:rPr>
+              <w:t>4.7µH・100pF</w:t>
+            </w:r>
+          </w:p>
+        </w:tc>
+        <w:tc>
+          <w:tcPr>
+            <w:tcW w:type="dxa" w:w="5102"/>
+          </w:tcPr>
+          <w:p>
+            <w:r/>
+            <w:r>
+              <w:rPr>
+                <w:sz w:val="19"/>
+              </w:rPr>
+              <w:t>R89 1k・L16・C112・C115・R91 1M・U22B・U20F</w:t>
+            </w:r>
+          </w:p>
+        </w:tc>
+      </w:tr>
+      <w:tr>
+        <w:tc>
+          <w:tcPr>
+            <w:tcW w:type="dxa" w:w="1474"/>
+          </w:tcPr>
+          <w:p>
+            <w:r/>
+            <w:r>
+              <w:rPr>
+                <w:sz w:val="19"/>
+              </w:rPr>
+              <w:t>3（段 3 の後）</w:t>
+            </w:r>
+          </w:p>
+        </w:tc>
+        <w:tc>
+          <w:tcPr>
+            <w:tcW w:type="dxa" w:w="1247"/>
+          </w:tcPr>
+          <w:p>
+            <w:r/>
+            <w:r>
+              <w:rPr>
+                <w:sz w:val="19"/>
+              </w:rPr>
+              <w:t>14.65MHz</w:t>
+            </w:r>
+          </w:p>
+        </w:tc>
+        <w:tc>
+          <w:tcPr>
+            <w:tcW w:type="dxa" w:w="1814"/>
+          </w:tcPr>
+          <w:p>
+            <w:r/>
+            <w:r>
+              <w:rPr>
+                <w:sz w:val="19"/>
+              </w:rPr>
+              <w:t>1µH・120pF</w:t>
+            </w:r>
+          </w:p>
+        </w:tc>
+        <w:tc>
+          <w:tcPr>
+            <w:tcW w:type="dxa" w:w="5102"/>
+          </w:tcPr>
+          <w:p>
+            <w:r/>
+            <w:r>
+              <w:rPr>
+                <w:sz w:val="19"/>
+              </w:rPr>
+              <w:t>R79 470Ω・L11・C95・C98・R85 1M・U22C・U23A</w:t>
+            </w:r>
+          </w:p>
+        </w:tc>
+      </w:tr>
+    </w:tbl>
+    <w:p/>
+    <w:p>
+      <w:pPr>
+        <w:pStyle w:val="ListBullet"/>
+      </w:pPr>
+      <w:r>
+        <w:t>XOR の出力を 1kΩ（同調 3 は 470Ω）で共振回路に入れる。L は秋月のマイクロインダクタ（10・4.7・1µH）。Q は約 5 で、L・C が ±10% ずれても振幅・位相がほとんど変わらない（調整なし）</w:t>
+      </w:r>
+    </w:p>
+    <w:p>
+      <w:pPr>
+        <w:pStyle w:val="ListBullet"/>
+      </w:pPr>
+      <w:r>
+        <w:t>共振回路は 1/2 の周波数の成分を約 16dB 落とす。正弦波の山と谷は対称なので、平均値で切り直せばデューティが 50% にそろう</w:t>
+      </w:r>
+    </w:p>
+    <w:p>
+      <w:pPr>
+        <w:pStyle w:val="ListBullet"/>
+      </w:pPr>
+      <w:r>
+        <w:t>74HCU04（アンバッファ品）は 1MΩ の帰還でしきい値の中央に自己バイアスされ、交流で結合した正弦波を平均値で切る。必ず U 付き（バッファ付きの 74HC04 は高利得で発振しやすい）</w:t>
+      </w:r>
+    </w:p>
+    <w:p>
+      <w:pPr>
+        <w:pStyle w:val="ListBullet"/>
+      </w:pPr>
+      <w:r>
+        <w:t>その後ろはシュミットの 74AC14。受信中（CLK0 が止まっている）は 74HCU04 の出力がしきい値付近に止まるが、ヒステリシスがあるので後段がばたつかない</w:t>
+      </w:r>
+    </w:p>
+    <w:p>
+      <w:pPr>
+        <w:pStyle w:val="ListBullet"/>
+      </w:pPr>
+      <w:r>
+        <w:t>計算（部品のばらつき 200 通り）では、同調がないと ×16 の出力でエッジが欠ける（周波数が狂う）ものが 160 通りあったが、同調を入れると 0 になった</w:t>
+      </w:r>
+    </w:p>
+    <w:p>
+      <w:pPr>
+        <w:pStyle w:val="Heading1"/>
+      </w:pPr>
+      <w:r>
+        <w:t>9. PLL 追従フィルタ</w:t>
+      </w:r>
+    </w:p>
+    <w:p>
+      <w:r>
+        <w:rPr>
+          <w:b w:val="0"/>
+        </w:rPr>
+        <w:t>×16 の出力 X16 には、まだ基準周波数（1.83MHz）おきの側帯波が残る（計算で −11dBc 程度）。29.3MHz の VCO をこの X16 に位相同期させ、VCO の出力を送信に使う。PLL はループ帯域（約 37kHz）より速い位相の動きには追従しないので、±1.83MHz の側帯波は VCO には移らない。音声の位相変調（〜3kHz）はループ帯域の中なので、そのまま VCO に移る。</w:t>
+      </w:r>
+    </w:p>
+    <w:tbl>
+      <w:tblPr>
+        <w:tblStyle w:val="TableGrid"/>
+        <w:tblW w:type="auto" w:w="0"/>
+        <w:jc w:val="center"/>
+        <w:tblLook w:firstColumn="1" w:firstRow="1" w:lastColumn="0" w:lastRow="0" w:noHBand="0" w:noVBand="1" w:val="04A0"/>
+      </w:tblPr>
+      <w:tblGrid>
+        <w:gridCol w:w="3213"/>
+        <w:gridCol w:w="3213"/>
+        <w:gridCol w:w="3213"/>
+      </w:tblGrid>
+      <w:tr>
+        <w:tc>
+          <w:tcPr>
+            <w:tcW w:type="dxa" w:w="1361"/>
+            <w:shd w:val="clear" w:color="auto" w:fill="DCE6F1"/>
+          </w:tcPr>
+          <w:p>
+            <w:r/>
+            <w:r>
+              <w:rPr>
+                <w:b/>
+                <w:sz w:val="19"/>
+              </w:rPr>
+              <w:t>部分</w:t>
+            </w:r>
+          </w:p>
+        </w:tc>
+        <w:tc>
+          <w:tcPr>
+            <w:tcW w:type="dxa" w:w="3288"/>
+            <w:shd w:val="clear" w:color="auto" w:fill="DCE6F1"/>
+          </w:tcPr>
+          <w:p>
+            <w:r/>
+            <w:r>
+              <w:rPr>
+                <w:b/>
+                <w:sz w:val="19"/>
+              </w:rPr>
+              <w:t>部品</w:t>
+            </w:r>
+          </w:p>
+        </w:tc>
+        <w:tc>
+          <w:tcPr>
+            <w:tcW w:type="dxa" w:w="4989"/>
+            <w:shd w:val="clear" w:color="auto" w:fill="DCE6F1"/>
+          </w:tcPr>
+          <w:p>
+            <w:r/>
+            <w:r>
+              <w:rPr>
+                <w:b/>
+                <w:sz w:val="19"/>
+              </w:rPr>
+              <w:t>はたらき</w:t>
+            </w:r>
+          </w:p>
+        </w:tc>
+      </w:tr>
+      <w:tr>
+        <w:tc>
+          <w:tcPr>
+            <w:tcW w:type="dxa" w:w="1361"/>
+          </w:tcPr>
+          <w:p>
+            <w:r/>
+            <w:r>
+              <w:rPr>
+                <w:sz w:val="19"/>
+              </w:rPr>
+              <w:t>位相周波数比較</w:t>
+            </w:r>
+          </w:p>
+        </w:tc>
+        <w:tc>
+          <w:tcPr>
+            <w:tcW w:type="dxa" w:w="3288"/>
+          </w:tcPr>
+          <w:p>
+            <w:r/>
+            <w:r>
+              <w:rPr>
+                <w:sz w:val="19"/>
+              </w:rPr>
+              <w:t>U1 74AC74、U3A 74AC00</w:t>
+            </w:r>
+          </w:p>
+        </w:tc>
+        <w:tc>
+          <w:tcPr>
+            <w:tcW w:type="dxa" w:w="4989"/>
+          </w:tcPr>
+          <w:p>
+            <w:r/>
+            <w:r>
+              <w:rPr>
+                <w:sz w:val="19"/>
+              </w:rPr>
+              <w:t>1 個目の D-FF は X16 で、2 個目は VCO（VCO_CK）でセット。両方 High になると 74AC00 で両方をクリア。進んでいる側の出力（PFD_UP / PFD_DN）に、位相差に比例した幅のパルスが出る。周波数が違っていても正しい向きに引き込む</w:t>
+            </w:r>
+          </w:p>
+        </w:tc>
+      </w:tr>
+      <w:tr>
+        <w:tc>
+          <w:tcPr>
+            <w:tcW w:type="dxa" w:w="1361"/>
+          </w:tcPr>
+          <w:p>
+            <w:r/>
+            <w:r>
+              <w:rPr>
+                <w:sz w:val="19"/>
+              </w:rPr>
+              <w:t>ループフィルタ</w:t>
+            </w:r>
+          </w:p>
+        </w:tc>
+        <w:tc>
+          <w:tcPr>
+            <w:tcW w:type="dxa" w:w="3288"/>
+          </w:tcPr>
+          <w:p>
+            <w:r/>
+            <w:r>
+              <w:rPr>
+                <w:sz w:val="19"/>
+              </w:rPr>
+              <w:t>U7A MCP6002、R1・R3・R2・R4 5.6k、C12・C13 220p、R6・R10 1.5k、C18・C21 0.01µ</w:t>
+            </w:r>
+          </w:p>
+        </w:tc>
+        <w:tc>
+          <w:tcPr>
+            <w:tcW w:type="dxa" w:w="4989"/>
+          </w:tcPr>
+          <w:p>
+            <w:r/>
+            <w:r>
+              <w:rPr>
+                <w:sz w:val="19"/>
+              </w:rPr>
+              <w:t>差動の積分器。UP − DN を積分して VCO の制御電圧を作る。220p は PFD の細いパルスをならす</w:t>
+            </w:r>
+          </w:p>
+        </w:tc>
+      </w:tr>
+      <w:tr>
+        <w:tc>
+          <w:tcPr>
+            <w:tcW w:type="dxa" w:w="1361"/>
+          </w:tcPr>
+          <w:p>
+            <w:r/>
+            <w:r>
+              <w:rPr>
+                <w:sz w:val="19"/>
+              </w:rPr>
+              <w:t>制御電圧</w:t>
+            </w:r>
+          </w:p>
+        </w:tc>
+        <w:tc>
+          <w:tcPr>
+            <w:tcW w:type="dxa" w:w="3288"/>
+          </w:tcPr>
+          <w:p>
+            <w:r/>
+            <w:r>
+              <w:rPr>
+                <w:sz w:val="19"/>
+              </w:rPr>
+              <w:t>R12 1k、C29 470p、TP1（VT）</w:t>
+            </w:r>
+          </w:p>
+        </w:tc>
+        <w:tc>
+          <w:tcPr>
+            <w:tcW w:type="dxa" w:w="4989"/>
+          </w:tcPr>
+          <w:p>
+            <w:r/>
+            <w:r>
+              <w:rPr>
+                <w:sz w:val="19"/>
+              </w:rPr>
+              <w:t>339kHz の極で残りのパルスを落とす。VT は 0〜5V</w:t>
+            </w:r>
+          </w:p>
+        </w:tc>
+      </w:tr>
+      <w:tr>
+        <w:tc>
+          <w:tcPr>
+            <w:tcW w:type="dxa" w:w="1361"/>
+          </w:tcPr>
+          <w:p>
+            <w:r/>
+            <w:r>
+              <w:rPr>
+                <w:sz w:val="19"/>
+              </w:rPr>
+              <w:t>可変容量</w:t>
+            </w:r>
+          </w:p>
+        </w:tc>
+        <w:tc>
+          <w:tcPr>
+            <w:tcW w:type="dxa" w:w="3288"/>
+          </w:tcPr>
+          <w:p>
+            <w:r/>
+            <w:r>
+              <w:rPr>
+                <w:sz w:val="19"/>
+              </w:rPr>
+              <w:t>D4 1N4007、R13 22k、C35 47p</w:t>
+            </w:r>
+          </w:p>
+        </w:tc>
+        <w:tc>
+          <w:tcPr>
+            <w:tcW w:type="dxa" w:w="4989"/>
+          </w:tcPr>
+          <w:p>
+            <w:r/>
+            <w:r>
+              <w:rPr>
+                <w:sz w:val="19"/>
+              </w:rPr>
+              <w:t>整流ダイオードの接合容量（逆バイアス 0.5〜4.5V で約 20〜9pF）を可変容量に使う。可変容量ダイオード（1SV101 など）でもよい</w:t>
+            </w:r>
+          </w:p>
+        </w:tc>
+      </w:tr>
+      <w:tr>
+        <w:tc>
+          <w:tcPr>
+            <w:tcW w:type="dxa" w:w="1361"/>
+          </w:tcPr>
+          <w:p>
+            <w:r/>
+            <w:r>
+              <w:rPr>
+                <w:sz w:val="19"/>
+              </w:rPr>
+              <w:t>VCO</w:t>
+            </w:r>
+          </w:p>
+        </w:tc>
+        <w:tc>
+          <w:tcPr>
+            <w:tcW w:type="dxa" w:w="3288"/>
+          </w:tcPr>
+          <w:p>
+            <w:r/>
+            <w:r>
+              <w:rPr>
+                <w:sz w:val="19"/>
+              </w:rPr>
+              <w:t>U11A 74HCU04（VCO 専用）、L5 T50-6 15T（約 0.9µH）、C39 27p・TC3 30p、C46 56p、R30 220、R24 1M、C45 0.01µ</w:t>
+            </w:r>
+          </w:p>
+        </w:tc>
+        <w:tc>
+          <w:tcPr>
+            <w:tcW w:type="dxa" w:w="4989"/>
+          </w:tcPr>
+          <w:p>
+            <w:r/>
+            <w:r>
+              <w:rPr>
+                <w:sz w:val="19"/>
+              </w:rPr>
+              <w:t>インバータ 1 個のピアース（コルピッツ）型 LC 発振。TC3 で中心を合わせる</w:t>
+            </w:r>
+          </w:p>
+        </w:tc>
+      </w:tr>
+      <w:tr>
+        <w:tc>
+          <w:tcPr>
+            <w:tcW w:type="dxa" w:w="1361"/>
+          </w:tcPr>
+          <w:p>
+            <w:r/>
+            <w:r>
+              <w:rPr>
+                <w:sz w:val="19"/>
+              </w:rPr>
+              <w:t>出力</w:t>
+            </w:r>
+          </w:p>
+        </w:tc>
+        <w:tc>
+          <w:tcPr>
+            <w:tcW w:type="dxa" w:w="3288"/>
+          </w:tcPr>
+          <w:p>
+            <w:r/>
+            <w:r>
+              <w:rPr>
+                <w:sz w:val="19"/>
+              </w:rPr>
+              <w:t>U11C・U11D・U11E → R37・R38・R39 330Ω（並列で約 110Ω）→ C53 → 送信 BPF、U11B → VCO_CK、TP2（TXOSC）</w:t>
+            </w:r>
+          </w:p>
+        </w:tc>
+        <w:tc>
+          <w:tcPr>
+            <w:tcW w:type="dxa" w:w="4989"/>
+          </w:tcPr>
+          <w:p>
+            <w:r/>
+            <w:r>
+              <w:rPr>
+                <w:sz w:val="19"/>
+              </w:rPr>
+              <w:t>送信 RF 行きと位相比較行きのバッファを分ける。送信行きは 3 回路を抵抗で合わせて駆動を強くする（出力どうしを直結しない）</w:t>
+            </w:r>
+          </w:p>
+        </w:tc>
+      </w:tr>
+      <w:tr>
+        <w:tc>
+          <w:tcPr>
+            <w:tcW w:type="dxa" w:w="1361"/>
+          </w:tcPr>
+          <w:p>
+            <w:r/>
+            <w:r>
+              <w:rPr>
+                <w:sz w:val="19"/>
+              </w:rPr>
+              <w:t>受信中の停止</w:t>
+            </w:r>
+          </w:p>
+        </w:tc>
+        <w:tc>
+          <w:tcPr>
+            <w:tcW w:type="dxa" w:w="3288"/>
+          </w:tcPr>
+          <w:p>
+            <w:r/>
+            <w:r>
+              <w:rPr>
+                <w:sz w:val="19"/>
+              </w:rPr>
+              <w:t>Q3 2SC1815、R20・R22 10k</w:t>
+            </w:r>
+          </w:p>
+        </w:tc>
+        <w:tc>
+          <w:tcPr>
+            <w:tcW w:type="dxa" w:w="4989"/>
+          </w:tcPr>
+          <w:p>
+            <w:r/>
+            <w:r>
+              <w:rPr>
+                <w:sz w:val="19"/>
+              </w:rPr>
+              <w:t>RX8V で Q3 をオンにし、VCO の入力を GND に落として発振を止める（受信周波数 29.3MHz に VCO が漏れないように）</w:t>
+            </w:r>
+          </w:p>
+        </w:tc>
+      </w:tr>
+    </w:tbl>
+    <w:p/>
+    <w:p>
+      <w:pPr>
+        <w:jc w:val="center"/>
+      </w:pPr>
+      <w:r>
+        <w:rPr>
+          <w:i/>
+          <w:sz w:val="22"/>
+        </w:rPr>
+        <w:t>位相比較の利得  Kd ＝ 5V ÷ 2π ≒ 0.8V/rad、VCO の利得  Kv ≒ 0.2MHz/V</w:t>
       </w:r>
     </w:p>
     <w:p>
@@ -1998,7 +2629,307 @@
           <w:i/>
           <w:sz w:val="22"/>
         </w:rPr>
-        <w:t>周波数偏移  Δf ＝ 32 × Δφ × fm　（fm ＝ 音の周波数）</w:t>
+        <w:t>τ1 ＝ 11.2kΩ × 0.01µF、τ2 ＝ 1.5kΩ × 0.01µF　→　ループ帯域 約 37kHz、ζ ≒ 0.7</w:t>
+      </w:r>
+    </w:p>
+    <w:tbl>
+      <w:tblPr>
+        <w:tblStyle w:val="TableGrid"/>
+        <w:tblW w:type="auto" w:w="0"/>
+        <w:jc w:val="center"/>
+        <w:tblLook w:firstColumn="1" w:firstRow="1" w:lastColumn="0" w:lastRow="0" w:noHBand="0" w:noVBand="1" w:val="04A0"/>
+      </w:tblPr>
+      <w:tblGrid>
+        <w:gridCol w:w="3213"/>
+        <w:gridCol w:w="3213"/>
+        <w:gridCol w:w="3213"/>
+      </w:tblGrid>
+      <w:tr>
+        <w:tc>
+          <w:tcPr>
+            <w:tcW w:type="dxa" w:w="3118"/>
+            <w:shd w:val="clear" w:color="auto" w:fill="DCE6F1"/>
+          </w:tcPr>
+          <w:p>
+            <w:r/>
+            <w:r>
+              <w:rPr>
+                <w:b/>
+                <w:sz w:val="19"/>
+              </w:rPr>
+              <w:t>搬送波からの離れ</w:t>
+            </w:r>
+          </w:p>
+        </w:tc>
+        <w:tc>
+          <w:tcPr>
+            <w:tcW w:type="dxa" w:w="2551"/>
+            <w:shd w:val="clear" w:color="auto" w:fill="DCE6F1"/>
+          </w:tcPr>
+          <w:p>
+            <w:r/>
+            <w:r>
+              <w:rPr>
+                <w:b/>
+                <w:sz w:val="19"/>
+              </w:rPr>
+              <w:t>PLL での減衰</w:t>
+            </w:r>
+          </w:p>
+        </w:tc>
+        <w:tc>
+          <w:tcPr>
+            <w:tcW w:type="dxa" w:w="3118"/>
+            <w:shd w:val="clear" w:color="auto" w:fill="DCE6F1"/>
+          </w:tcPr>
+          <w:p>
+            <w:r/>
+            <w:r>
+              <w:rPr>
+                <w:b/>
+                <w:sz w:val="19"/>
+              </w:rPr>
+              <w:t>送信 BPF（1pF 結合）</w:t>
+            </w:r>
+          </w:p>
+        </w:tc>
+      </w:tr>
+      <w:tr>
+        <w:tc>
+          <w:tcPr>
+            <w:tcW w:type="dxa" w:w="3118"/>
+          </w:tcPr>
+          <w:p>
+            <w:r/>
+            <w:r>
+              <w:rPr>
+                <w:sz w:val="19"/>
+              </w:rPr>
+              <w:t>±0.1MHz</w:t>
+            </w:r>
+          </w:p>
+        </w:tc>
+        <w:tc>
+          <w:tcPr>
+            <w:tcW w:type="dxa" w:w="2551"/>
+          </w:tcPr>
+          <w:p>
+            <w:r/>
+            <w:r>
+              <w:rPr>
+                <w:sz w:val="19"/>
+              </w:rPr>
+              <w:t>−13dB</w:t>
+            </w:r>
+          </w:p>
+        </w:tc>
+        <w:tc>
+          <w:tcPr>
+            <w:tcW w:type="dxa" w:w="3118"/>
+          </w:tcPr>
+          <w:p>
+            <w:r/>
+            <w:r>
+              <w:rPr>
+                <w:sz w:val="19"/>
+              </w:rPr>
+              <w:t>0dB</w:t>
+            </w:r>
+          </w:p>
+        </w:tc>
+      </w:tr>
+      <w:tr>
+        <w:tc>
+          <w:tcPr>
+            <w:tcW w:type="dxa" w:w="3118"/>
+          </w:tcPr>
+          <w:p>
+            <w:r/>
+            <w:r>
+              <w:rPr>
+                <w:sz w:val="19"/>
+              </w:rPr>
+              <w:t>±0.5MHz</w:t>
+            </w:r>
+          </w:p>
+        </w:tc>
+        <w:tc>
+          <w:tcPr>
+            <w:tcW w:type="dxa" w:w="2551"/>
+          </w:tcPr>
+          <w:p>
+            <w:r/>
+            <w:r>
+              <w:rPr>
+                <w:sz w:val="19"/>
+              </w:rPr>
+              <w:t>−40dB</w:t>
+            </w:r>
+          </w:p>
+        </w:tc>
+        <w:tc>
+          <w:tcPr>
+            <w:tcW w:type="dxa" w:w="3118"/>
+          </w:tcPr>
+          <w:p>
+            <w:r/>
+            <w:r>
+              <w:rPr>
+                <w:sz w:val="19"/>
+              </w:rPr>
+              <w:t>−1〜−2dB</w:t>
+            </w:r>
+          </w:p>
+        </w:tc>
+      </w:tr>
+      <w:tr>
+        <w:tc>
+          <w:tcPr>
+            <w:tcW w:type="dxa" w:w="3118"/>
+          </w:tcPr>
+          <w:p>
+            <w:r/>
+            <w:r>
+              <w:rPr>
+                <w:sz w:val="19"/>
+              </w:rPr>
+              <w:t>±1.83MHz（基準の側帯波）</w:t>
+            </w:r>
+          </w:p>
+        </w:tc>
+        <w:tc>
+          <w:tcPr>
+            <w:tcW w:type="dxa" w:w="2551"/>
+          </w:tcPr>
+          <w:p>
+            <w:r/>
+            <w:r>
+              <w:rPr>
+                <w:sz w:val="19"/>
+              </w:rPr>
+              <w:t>−77dB</w:t>
+            </w:r>
+          </w:p>
+        </w:tc>
+        <w:tc>
+          <w:tcPr>
+            <w:tcW w:type="dxa" w:w="3118"/>
+          </w:tcPr>
+          <w:p>
+            <w:r/>
+            <w:r>
+              <w:rPr>
+                <w:sz w:val="19"/>
+              </w:rPr>
+              <w:t>−14〜−17dB</w:t>
+            </w:r>
+          </w:p>
+        </w:tc>
+      </w:tr>
+      <w:tr>
+        <w:tc>
+          <w:tcPr>
+            <w:tcW w:type="dxa" w:w="3118"/>
+          </w:tcPr>
+          <w:p>
+            <w:r/>
+            <w:r>
+              <w:rPr>
+                <w:sz w:val="19"/>
+              </w:rPr>
+              <w:t>±3.66MHz</w:t>
+            </w:r>
+          </w:p>
+        </w:tc>
+        <w:tc>
+          <w:tcPr>
+            <w:tcW w:type="dxa" w:w="2551"/>
+          </w:tcPr>
+          <w:p>
+            <w:r/>
+            <w:r>
+              <w:rPr>
+                <w:sz w:val="19"/>
+              </w:rPr>
+              <w:t>−100dB</w:t>
+            </w:r>
+          </w:p>
+        </w:tc>
+        <w:tc>
+          <w:tcPr>
+            <w:tcW w:type="dxa" w:w="3118"/>
+          </w:tcPr>
+          <w:p>
+            <w:r/>
+            <w:r>
+              <w:rPr>
+                <w:sz w:val="19"/>
+              </w:rPr>
+              <w:t>−24〜−29dB</w:t>
+            </w:r>
+          </w:p>
+        </w:tc>
+      </w:tr>
+    </w:tbl>
+    <w:p/>
+    <w:p>
+      <w:pPr>
+        <w:pStyle w:val="ListBullet"/>
+      </w:pPr>
+      <w:r>
+        <w:t>3kHz の音では閉ループの利得が ＋0.3dB 程度で、偏移はほとんど変わらない（Kv が半分〜2 倍になっても ＋0.2〜＋0.7dB）</w:t>
+      </w:r>
+    </w:p>
+    <w:p>
+      <w:pPr>
+        <w:pStyle w:val="ListBullet"/>
+      </w:pPr>
+      <w:r>
+        <w:t>計算（部品のばらつき 200 通り）では、アンテナ端の側帯波は最悪 −99dBc。規格（30MHz 以下: 50mW 以下かつ −50dBc）に対して十分な余裕がある</w:t>
+      </w:r>
+    </w:p>
+    <w:p>
+      <w:pPr>
+        <w:pStyle w:val="ListBullet"/>
+      </w:pPr>
+      <w:r>
+        <w:t>PLL が外れると VCO が勝手な周波数で出る。外れていると TP1（VT）が 0V か 5V に張り付くので、送信前に確かめる</w:t>
+      </w:r>
+    </w:p>
+    <w:p>
+      <w:pPr>
+        <w:pStyle w:val="ListBullet"/>
+      </w:pPr>
+      <w:r>
+        <w:t>送信 BPF の段間結合は 2pF だと過結合で ±1.8MHz がほとんど落ちなかったので、1pF に替えた（29.0〜29.7MHz の偏差 0.6dB 以内）</w:t>
+      </w:r>
+    </w:p>
+    <w:p>
+      <w:pPr>
+        <w:pStyle w:val="Heading1"/>
+      </w:pPr>
+      <w:r>
+        <w:t>10. 偏移の計算例と、PM ＝ プリエンファシス付き FM</w:t>
+      </w:r>
+    </w:p>
+    <w:p>
+      <w:r>
+        <w:rPr>
+          <w:b w:val="0"/>
+        </w:rPr>
+        <w:t>変調部で ±0.104rad（エッジで ±9ns、しきい値で約 ±31mV）振ると、29.3MHz で ±1.67rad になり、3kHz の音で ±5kHz の偏移になる。</w:t>
+      </w:r>
+    </w:p>
+    <w:p>
+      <w:pPr>
+        <w:jc w:val="center"/>
+      </w:pPr>
+      <w:r>
+        <w:rPr>
+          <w:i/>
+          <w:sz w:val="22"/>
+        </w:rPr>
+        <w:t>周波数偏移  Δf ＝ 16 × Δφ × fm　（fm ＝ 音の周波数）</w:t>
       </w:r>
     </w:p>
     <w:tbl>
@@ -2226,7 +3157,7 @@
         <w:pStyle w:val="ListBullet"/>
       </w:pPr>
       <w:r>
-        <w:t>最大の偏移はクリップ（±0.6V）と VR5 で決まる。3kHz の LPF より上の音は入らないので、偏移は ±5kHz を超えない</w:t>
+        <w:t>最大の偏移はクリップ（±0.6V）と VR3 で決まる。3kHz の LPF より上の音は入らないので、偏移は ±5kHz を超えない</w:t>
       </w:r>
     </w:p>
     <w:p>
@@ -2234,7 +3165,7 @@
         <w:pStyle w:val="Heading1"/>
       </w:pPr>
       <w:r>
-        <w:t>9. 調整手順</w:t>
+        <w:t>11. 調整手順</w:t>
       </w:r>
     </w:p>
     <w:p>
@@ -2250,7 +3181,7 @@
         <w:pStyle w:val="ListNumber"/>
       </w:pPr>
       <w:r>
-        <w:t>VR4（傾き）: TP2 ののこぎり波の山を約 2.4V にする（2.0〜2.8V なら可。3.5V を超えないこと）</w:t>
+        <w:t>VR2（傾き）: TP3 ののこぎり波の山を約 1.7V にする（1.5〜2.4V なら可。3.5V を超えないこと）</w:t>
       </w:r>
     </w:p>
     <w:p>
@@ -2258,7 +3189,7 @@
         <w:pStyle w:val="ListNumber"/>
       </w:pPr>
       <w:r>
-        <w:t>VR6（中心）: 音声なしで TP3 の直流を、のこぎり波の山の約半分（約 1.2V）にする。TP4 の立ち上がりが 1 周期のほぼ中央に来る</w:t>
+        <w:t>VR4（中心）: 音声なしで TP4 の直流を、のこぎり波の山の約半分（約 0.85V）にする。TP5 の立ち上がりが 1 周期のほぼ中央に来る</w:t>
       </w:r>
     </w:p>
     <w:p>
@@ -2266,7 +3197,7 @@
         <w:pStyle w:val="ListNumber"/>
       </w:pPr>
       <w:r>
-        <w:t>VR7（パルス幅）: TP4（PM_OUT）のデューティを 50%（High 546ns）にする</w:t>
+        <w:t>VR5（パルス幅）: TP5（PM_OUT）のデューティを 50%（High 273ns）にする</w:t>
       </w:r>
     </w:p>
     <w:p>
@@ -2274,7 +3205,7 @@
         <w:pStyle w:val="ListNumber"/>
       </w:pPr>
       <w:r>
-        <w:t>TP1: 29.3MHz の方形波が出ていることを確かめる。デューティが 50% から大きくずれる段があれば、その段の R を 1 本上下の値に替える</w:t>
+        <w:t>TP6（X16）: 29.3MHz の方形波が出ていることを確かめる</w:t>
       </w:r>
     </w:p>
     <w:p>
@@ -2282,7 +3213,7 @@
         <w:pStyle w:val="ListNumber"/>
       </w:pPr>
       <w:r>
-        <w:t>VR3（マイク利得）・VR5（偏移）: 3kHz の音を入れ、受信機の偏移表示またはスペクトラムで ±5kHz に合わせる</w:t>
+        <w:t>TC3（VCO の中心）: 29.300MHz で送信し、TP1（VT）が約 2.5V になるように回す。29.000MHz と 29.700MHz でも VT が 0.5〜4.5V に入ることを確かめる（外れたら L5 の巻き数を 1 回増減）</w:t>
       </w:r>
     </w:p>
     <w:p>
@@ -2290,7 +3221,23 @@
         <w:pStyle w:val="ListNumber"/>
       </w:pPr>
       <w:r>
-        <w:t>偏移の確かめ方（ベッセルヌル）: PM では変調指数 β ＝ 29.3MHz での位相のずれで、音の高さによらない。クリップするくらいの大きさの音を入れ、VR5 を上げていってキャリアが消える点（β ＝ 2.405rad）を見つける。そこから VR5 を 0.69 倍（1.67 ÷ 2.405）に戻すと、3kHz で ±5kHz になる</w:t>
+        <w:t>TP2（TXOSC）: 29.3MHz が出ていることを確かめる。スペクトラムアナライザがあれば ±1.83MHz（27.47・31.13MHz）に側帯波がないことを見る</w:t>
+      </w:r>
+    </w:p>
+    <w:p>
+      <w:pPr>
+        <w:pStyle w:val="ListNumber"/>
+      </w:pPr>
+      <w:r>
+        <w:t>VR1（マイク利得）・VR3（偏移）: 3kHz の音を入れ、受信機の偏移表示またはスペクトラムで ±5kHz に合わせる</w:t>
+      </w:r>
+    </w:p>
+    <w:p>
+      <w:pPr>
+        <w:pStyle w:val="ListNumber"/>
+      </w:pPr>
+      <w:r>
+        <w:t>偏移の確かめ方（ベッセルヌル）: PM では変調指数 β ＝ 29.3MHz での位相のずれで、音の高さによらない。クリップするくらいの大きさの音を入れ、VR3 を上げていってキャリアが消える点（β ＝ 2.405rad）を見つける。そこから VR3 を 0.69 倍（1.67 ÷ 2.405）に戻すと、3kHz で ±5kHz になる</w:t>
       </w:r>
     </w:p>
     <w:p>
@@ -2298,7 +3245,7 @@
         <w:pStyle w:val="Heading1"/>
       </w:pPr>
       <w:r>
-        <w:t>10. 関係する部品と注意点</w:t>
+        <w:t>12. 関係する部品と注意点</w:t>
       </w:r>
     </w:p>
     <w:tbl>
@@ -2371,7 +3318,7 @@
               <w:rPr>
                 <w:sz w:val="19"/>
               </w:rPr>
-              <w:t>U7 Si5351、U12 74HCT4017、Q8 2SA1015、Q7 2N7000、C73 100pF（C0G）、U14 MAX913、U16 74HCT123、VR4・VR7、TP2〜TP4</w:t>
+              <w:t>U10 Si5351、U17 74HCT4017、Q7 2SA1015、Q6 2N7000、C71 68pF（C0G）、U18 MAX913、U19 74HCT123、VR2・VR5、TP3〜TP5</w:t>
             </w:r>
           </w:p>
         </w:tc>
@@ -2401,7 +3348,37 @@
               <w:rPr>
                 <w:sz w:val="19"/>
               </w:rPr>
-              <w:t>U1 74AC14、U2・U8 74AC86、R1・R2・R8・R16・R20・C1・C9・C23・C31・C40（遅延）、R29・C48、TP1</w:t>
+              <w:t>U20・U23 74AC14、U21 74AC86、U22 74HCU04、R69・R87・R70・R88・C83・C105・C84・C106（遅延）、L10・L16・L11（段間同調）、TP6</w:t>
+            </w:r>
+          </w:p>
+        </w:tc>
+      </w:tr>
+      <w:tr>
+        <w:tc>
+          <w:tcPr>
+            <w:tcW w:type="dxa" w:w="1984"/>
+          </w:tcPr>
+          <w:p>
+            <w:r/>
+            <w:r>
+              <w:rPr>
+                <w:sz w:val="19"/>
+              </w:rPr>
+              <w:t>PLL</w:t>
+            </w:r>
+          </w:p>
+        </w:tc>
+        <w:tc>
+          <w:tcPr>
+            <w:tcW w:type="dxa" w:w="7654"/>
+          </w:tcPr>
+          <w:p>
+            <w:r/>
+            <w:r>
+              <w:rPr>
+                <w:sz w:val="19"/>
+              </w:rPr>
+              <w:t>U1 74AC74、U3 74AC00、U7 MCP6002、U11 74HCU04、D4 1N4007、L5、TC3、Q3、R37〜R39・C53、TP1・TP2</w:t>
             </w:r>
           </w:p>
         </w:tc>
@@ -2431,7 +3408,7 @@
               <w:rPr>
                 <w:sz w:val="19"/>
               </w:rPr>
-              <w:t>U11 MCP6004、VR3・VR5・VR6、D7・D8（クリップ）、J5（マイク）</w:t>
+              <w:t>U16 MCP6004、VR1・VR3・VR4、D9・D10（クリップ）、J7（マイク）</w:t>
             </w:r>
           </w:p>
         </w:tc>
@@ -2473,7 +3450,7 @@
         <w:pStyle w:val="ListBullet"/>
       </w:pPr>
       <w:r>
-        <w:t>74AC86・74AC14 は必ず AC 品を使う（HC・HCT では 29.3MHz の段が間に合わない）</w:t>
+        <w:t>74AC86・74AC14・74AC74・74AC00 は必ず AC 品を使う（HC・HCT では 29.3MHz の段が間に合わない）。74HCU04 は必ず U 付き</w:t>
       </w:r>
     </w:p>
     <w:p>
@@ -2481,7 +3458,7 @@
         <w:pStyle w:val="ListBullet"/>
       </w:pPr>
       <w:r>
-        <w:t>C73・遅延用のコンデンサは C0G（NP0）。温度で値が変わると傾き・遅延が変わる</w:t>
+        <w:t>C71・遅延用・同調用のコンデンサは C0G（NP0）。温度で値が変わると傾き・遅延が変わる</w:t>
       </w:r>
     </w:p>
     <w:p>
@@ -2497,7 +3474,7 @@
         <w:pStyle w:val="ListBullet"/>
       </w:pPr>
       <w:r>
-        <w:t>逓倍は位相雑音も 32 倍（30dB）にする。+5VT・CLK0 の配線は短くし、パスコン（C65・C81・C93・C8・C22・C36）は各 IC の電源ピンのそばに付ける</w:t>
+        <w:t>逓倍は位相雑音も 16 倍（24dB）にする。+5VT・CLK0 の配線は短くし、パスコンは各 IC の電源ピンのそばに付ける</w:t>
       </w:r>
     </w:p>
     <w:p>
@@ -2505,7 +3482,7 @@
         <w:pStyle w:val="ListBullet"/>
       </w:pPr>
       <w:r>
-        <w:t>逓倍後には分数調波（14.65MHz など）や隣の逓倍成分が残る。送信RF の BPF・LPF で落とし、スペクトラムアナライザでスプリアスを確かめる</w:t>
+        <w:t>逓倍の分数調波（14.65MHz など）は PLL・送信 BPF・LPF で落ちる。完成したらスペクトラムアナライザでスプリアスを確かめる</w:t>
       </w:r>
     </w:p>
     <w:sectPr>

--- a/docs/セラゾイド変調部の動作説明.docx
+++ b/docs/セラゾイド変調部の動作説明.docx
@@ -208,7 +208,7 @@
               <w:rPr>
                 <w:sz w:val="19"/>
               </w:rPr>
-              <w:t>U10 Si5351（秋月 AE-Si5351A）</w:t>
+              <w:t>U11 Si5351（秋月 AE-Si5351A）</w:t>
             </w:r>
           </w:p>
         </w:tc>
@@ -238,7 +238,7 @@
               <w:rPr>
                 <w:sz w:val="19"/>
               </w:rPr>
-              <w:t>R58 100Ω</w:t>
+              <w:t>R64 100Ω</w:t>
             </w:r>
           </w:p>
         </w:tc>
@@ -268,7 +268,7 @@
               <w:rPr>
                 <w:sz w:val="19"/>
               </w:rPr>
-              <w:t>U17 74HCT4017</w:t>
+              <w:t>U19 74HCT4017</w:t>
             </w:r>
           </w:p>
         </w:tc>
@@ -298,7 +298,7 @@
               <w:rPr>
                 <w:sz w:val="19"/>
               </w:rPr>
-              <w:t>R62 100Ω、Q6 2N7000</w:t>
+              <w:t>R68 100Ω、Q7 2N7000</w:t>
             </w:r>
           </w:p>
         </w:tc>
@@ -312,7 +312,7 @@
               <w:rPr>
                 <w:sz w:val="19"/>
               </w:rPr>
-              <w:t>Q0 が High の間だけオンし、のこぎり波のコンデンサ C71 を放電する。オン抵抗は数 Ω なので 55ns の間に 0V まで下がる</w:t>
+              <w:t>Q0 が High の間だけオンし、のこぎり波のコンデンサ C80 を放電する。オン抵抗は数 Ω なので 55ns の間に 0V まで下がる</w:t>
             </w:r>
           </w:p>
         </w:tc>
@@ -340,7 +340,7 @@
         <w:rPr>
           <w:b w:val="0"/>
         </w:rPr>
-        <w:t>2SA1015 の定電流源で C71（68pF）を一定の電流で充電し、直線的に上がるのこぎり波 RAMP を作る。傾きは約 3.4V/µs、山の高さは約 1.7V。</w:t>
+        <w:t>2SA1015 の定電流源で C80（68pF）を一定の電流で充電し、直線的に上がるのこぎり波 RAMP を作る。傾きは約 3.4V/µs、山の高さは約 1.7V。</w:t>
       </w:r>
     </w:p>
     <w:tbl>
@@ -399,7 +399,7 @@
               <w:rPr>
                 <w:sz w:val="19"/>
               </w:rPr>
-              <w:t>D11・D12 1N4148、R64 10kΩ</w:t>
+              <w:t>D11・D12 1N4148、R70 10kΩ</w:t>
             </w:r>
           </w:p>
         </w:tc>
@@ -429,7 +429,7 @@
               <w:rPr>
                 <w:sz w:val="19"/>
               </w:rPr>
-              <w:t>C73 0.1µF</w:t>
+              <w:t>C82 0.1µF</w:t>
             </w:r>
           </w:p>
         </w:tc>
@@ -459,7 +459,7 @@
               <w:rPr>
                 <w:sz w:val="19"/>
               </w:rPr>
-              <w:t>R63 1.5kΩ ＋ VR2 1kΩ</w:t>
+              <w:t>R69 1.5kΩ ＋ VR2 1kΩ</w:t>
             </w:r>
           </w:p>
         </w:tc>
@@ -489,7 +489,7 @@
               <w:rPr>
                 <w:sz w:val="19"/>
               </w:rPr>
-              <w:t>Q7 2SA1015</w:t>
+              <w:t>Q8 2SA1015</w:t>
             </w:r>
           </w:p>
         </w:tc>
@@ -503,7 +503,7 @@
               <w:rPr>
                 <w:sz w:val="19"/>
               </w:rPr>
-              <w:t>PNP の定電流源。コレクタから C71 へ電流を流す</w:t>
+              <w:t>PNP の定電流源。コレクタから C80 へ電流を流す</w:t>
             </w:r>
           </w:p>
         </w:tc>
@@ -519,7 +519,7 @@
               <w:rPr>
                 <w:sz w:val="19"/>
               </w:rPr>
-              <w:t>C71 68pF（C0G）</w:t>
+              <w:t>C80 68pF（C0G）</w:t>
             </w:r>
           </w:p>
         </w:tc>
@@ -579,7 +579,7 @@
           <w:i/>
           <w:sz w:val="22"/>
         </w:rPr>
-        <w:t>充電電流  I ＝ 0.65V ÷（R63 ＋ VR2）＝ 0.65 ÷ 1.5k〜2.5k ＝ 260〜430µA</w:t>
+        <w:t>充電電流  I ＝ 0.65V ÷（R69 ＋ VR2）＝ 0.65 ÷ 1.5k〜2.5k ＝ 260〜430µA</w:t>
       </w:r>
     </w:p>
     <w:p>
@@ -611,7 +611,7 @@
         <w:rPr>
           <w:b w:val="0"/>
         </w:rPr>
-        <w:t>C は C71 の 68pF に、2N7000 の出力容量・MAX913 の入力容量・配線の容量（合わせて約 20pF）を足した値。定電流源が飽和しない上限はコレクタ電圧で約 4.0V なので、山が 2.4V 程度までなら傾きは一定に保たれる。</w:t>
+        <w:t>C は C80 の 68pF に、2N7000 の出力容量・MAX913 の入力容量・配線の容量（合わせて約 20pF）を足した値。定電流源が飽和しない上限はコレクタ電圧で約 4.0V なので、山が 2.4V 程度までなら傾きは一定に保たれる。</w:t>
       </w:r>
     </w:p>
     <w:p>
@@ -717,7 +717,7 @@
               <w:rPr>
                 <w:sz w:val="19"/>
               </w:rPr>
-              <w:t>J7、R49・C61・R50</w:t>
+              <w:t>J7、R55・C70・R56</w:t>
             </w:r>
           </w:p>
         </w:tc>
@@ -761,7 +761,7 @@
               <w:rPr>
                 <w:sz w:val="19"/>
               </w:rPr>
-              <w:t>U16A、R54・R55・C66</w:t>
+              <w:t>U18A、R60・R61・C75</w:t>
             </w:r>
           </w:p>
         </w:tc>
@@ -849,7 +849,7 @@
               <w:rPr>
                 <w:sz w:val="19"/>
               </w:rPr>
-              <w:t>U16B、R57・R56</w:t>
+              <w:t>U18B、R63・R62</w:t>
             </w:r>
           </w:p>
         </w:tc>
@@ -893,7 +893,7 @@
               <w:rPr>
                 <w:sz w:val="19"/>
               </w:rPr>
-              <w:t>R59・D9・D10</w:t>
+              <w:t>R65・D9・D10</w:t>
             </w:r>
           </w:p>
         </w:tc>
@@ -937,7 +937,7 @@
               <w:rPr>
                 <w:sz w:val="19"/>
               </w:rPr>
-              <w:t>U16C、R60・R61・C70・C69</w:t>
+              <w:t>U18C、R66・R67・C79・C78</w:t>
             </w:r>
           </w:p>
         </w:tc>
@@ -981,7 +981,7 @@
               <w:rPr>
                 <w:sz w:val="19"/>
               </w:rPr>
-              <w:t>VR3、R65 100kΩ</w:t>
+              <w:t>VR3、R71 100kΩ</w:t>
             </w:r>
           </w:p>
         </w:tc>
@@ -1025,7 +1025,7 @@
               <w:rPr>
                 <w:sz w:val="19"/>
               </w:rPr>
-              <w:t>VR4、C74、R66 10kΩ</w:t>
+              <w:t>VR4、C83、R72 10kΩ</w:t>
             </w:r>
           </w:p>
         </w:tc>
@@ -1069,7 +1069,7 @@
               <w:rPr>
                 <w:sz w:val="19"/>
               </w:rPr>
-              <w:t>U16D</w:t>
+              <w:t>U18D</w:t>
             </w:r>
           </w:p>
         </w:tc>
@@ -1107,7 +1107,7 @@
         <w:rPr>
           <w:b w:val="0"/>
         </w:rPr>
-        <w:t>C74（10µF）で VR4 側は交流的に GND になるので、音声は R65 と R66 の比（10k : 110k）で約 1/11 に下がる。2.5V の基準電圧 VREF は10kΩ ＋ 10kΩ の分圧と 10µF（C65）で作る。</w:t>
+        <w:t>C83（10µF）で VR4 側は交流的に GND になるので、音声は R71 と R72 の比（10k : 110k）で約 1/11 に下がる。2.5V の基準電圧 VREF は10kΩ ＋ 10kΩ の分圧と 10µF（C74）で作る。</w:t>
       </w:r>
     </w:p>
     <w:p>
@@ -1123,7 +1123,7 @@
         <w:rPr>
           <w:b w:val="0"/>
         </w:rPr>
-        <w:t>MAX913（U18）が RAMP（＋入力）と THRESH（−入力）を比べ、RAMP が THRESH を超えた瞬間に出力 COMP_OUT を High にする。しきい値が上がると交点が遅れ、下がると早まる。このタイミングのズレがそのまま位相のずれになる。</w:t>
+        <w:t>MAX913（U20）が RAMP（＋入力）と THRESH（−入力）を比べ、RAMP が THRESH を超えた瞬間に出力 COMP_OUT を High にする。しきい値が上がると交点が遅れ、下がると早まる。このタイミングのズレがそのまま位相のずれになる。</w:t>
       </w:r>
     </w:p>
     <w:p>
@@ -1255,7 +1255,7 @@
         <w:rPr>
           <w:b w:val="0"/>
         </w:rPr>
-        <w:t>74HCT123（U19）が COMP_OUT の立ち上がりで、幅 273ns（1 周期の半分）のパルスを出す。出力 PM_OUT はデューティ 50% の方形波で、立ち上がり・立ち下がりの両方が音声で同じだけ前後する。</w:t>
+        <w:t>74HCT123（U21）が COMP_OUT の立ち上がりで、幅 273ns（1 周期の半分）のパルスを出す。出力 PM_OUT はデューティ 50% の方形波で、立ち上がり・立ち下がりの両方が音声で同じだけ前後する。</w:t>
       </w:r>
     </w:p>
     <w:tbl>
@@ -1314,7 +1314,7 @@
               <w:rPr>
                 <w:sz w:val="19"/>
               </w:rPr>
-              <w:t>U19 74HCT123（1 回路目）</w:t>
+              <w:t>U21 74HCT123（1 回路目）</w:t>
             </w:r>
           </w:p>
         </w:tc>
@@ -1344,7 +1344,7 @@
               <w:rPr>
                 <w:sz w:val="19"/>
               </w:rPr>
-              <w:t>C76 100pF、R67 2.2kΩ ＋ VR5 5kΩ</w:t>
+              <w:t>C85 100pF、R73 2.2kΩ ＋ VR5 5kΩ</w:t>
             </w:r>
           </w:p>
         </w:tc>
@@ -1634,7 +1634,7 @@
               <w:rPr>
                 <w:sz w:val="19"/>
               </w:rPr>
-              <w:t>R69・C83・U20A・U21A</w:t>
+              <w:t>R75・C92・U22A・U23A</w:t>
             </w:r>
           </w:p>
         </w:tc>
@@ -1706,7 +1706,7 @@
               <w:rPr>
                 <w:sz w:val="19"/>
               </w:rPr>
-              <w:t>R87・C105・U20B・U21B</w:t>
+              <w:t>R93・C114・U22B・U23B</w:t>
             </w:r>
           </w:p>
         </w:tc>
@@ -1778,7 +1778,7 @@
               <w:rPr>
                 <w:sz w:val="19"/>
               </w:rPr>
-              <w:t>R70・C84・U20C・U21C</w:t>
+              <w:t>R76・C93・U22C・U23C</w:t>
             </w:r>
           </w:p>
         </w:tc>
@@ -1850,7 +1850,7 @@
               <w:rPr>
                 <w:sz w:val="19"/>
               </w:rPr>
-              <w:t>R88・C106・U20D・U21D</w:t>
+              <w:t>R94・C115・U22D・U23D</w:t>
             </w:r>
           </w:p>
         </w:tc>
@@ -2057,7 +2057,7 @@
               <w:rPr>
                 <w:sz w:val="19"/>
               </w:rPr>
-              <w:t>R78 1k・L10・C94・C97・R84 1M・U22A（74HCU04）・U20E</w:t>
+              <w:t>R84 1k・L11・C103・C106・R90 1M・U24A（74HCU04）・U22E</w:t>
             </w:r>
           </w:p>
         </w:tc>
@@ -2115,7 +2115,7 @@
               <w:rPr>
                 <w:sz w:val="19"/>
               </w:rPr>
-              <w:t>R89 1k・L16・C112・C115・R91 1M・U22B・U20F</w:t>
+              <w:t>R95 1k・L17・C121・C124・R97 1M・U24B・U22F</w:t>
             </w:r>
           </w:p>
         </w:tc>
@@ -2173,7 +2173,7 @@
               <w:rPr>
                 <w:sz w:val="19"/>
               </w:rPr>
-              <w:t>R79 470Ω・L11・C95・C98・R85 1M・U22C・U23A</w:t>
+              <w:t>R85 470Ω・L12・C104・C107・R91 1M・U24C・U25A</w:t>
             </w:r>
           </w:p>
         </w:tc>
@@ -2367,7 +2367,7 @@
               <w:rPr>
                 <w:sz w:val="19"/>
               </w:rPr>
-              <w:t>U7A MCP6002、R1・R3・R2・R4 5.6k、C12・C13 220p、R6・R10 1.5k、C18・C21 0.01µ</w:t>
+              <w:t>U7A MCP6002、R2・R8・R3・R9 5.6k、C13・C14 220p、R11・R15 1.5k、C20・C25 0.01µ</w:t>
             </w:r>
           </w:p>
         </w:tc>
@@ -2411,7 +2411,7 @@
               <w:rPr>
                 <w:sz w:val="19"/>
               </w:rPr>
-              <w:t>R12 1k、C29 470p、TP1（VT）</w:t>
+              <w:t>R18 1k、C36 470p、TP1（VT）</w:t>
             </w:r>
           </w:p>
         </w:tc>
@@ -2455,7 +2455,7 @@
               <w:rPr>
                 <w:sz w:val="19"/>
               </w:rPr>
-              <w:t>D4 1N4007、R13 22k、C35 47p</w:t>
+              <w:t>D4 1N4007、R19 22k、C44 47p</w:t>
             </w:r>
           </w:p>
         </w:tc>
@@ -2499,7 +2499,7 @@
               <w:rPr>
                 <w:sz w:val="19"/>
               </w:rPr>
-              <w:t>U11A 74HCU04（VCO 専用）、L5 T50-6 15T（約 0.9µH）、C39 27p・TC3 30p、C46 56p、R30 220、R24 1M、C45 0.01µ</w:t>
+              <w:t>U12A 74HCU04（VCO 専用）、L6 T50-6 15T（約 0.9µH）、C48 27p・TC3 30p、C55 56p、R36 220、R30 1M、C54 0.01µ</w:t>
             </w:r>
           </w:p>
         </w:tc>
@@ -2543,7 +2543,7 @@
               <w:rPr>
                 <w:sz w:val="19"/>
               </w:rPr>
-              <w:t>U11C・U11D・U11E → R37・R38・R39 330Ω（並列で約 110Ω）→ C53 → 送信 BPF、U11B → VCO_CK、TP2（TXOSC）</w:t>
+              <w:t>U12C・U12D・U12E → R43・R44・R45 330Ω（並列で約 110Ω）→ C62 → 送信 BPF、U12B → VCO_CK、TP2（TXOSC）</w:t>
             </w:r>
           </w:p>
         </w:tc>
@@ -2587,7 +2587,7 @@
               <w:rPr>
                 <w:sz w:val="19"/>
               </w:rPr>
-              <w:t>Q3 2SC1815、R20・R22 10k</w:t>
+              <w:t>Q4 2SC1815、R26・R28 10k</w:t>
             </w:r>
           </w:p>
         </w:tc>
@@ -2601,7 +2601,7 @@
               <w:rPr>
                 <w:sz w:val="19"/>
               </w:rPr>
-              <w:t>RX8V で Q3 をオンにし、VCO の入力を GND に落として発振を止める（受信周波数 29.3MHz に VCO が漏れないように）</w:t>
+              <w:t>RX8V で Q4 をオンにし、VCO の入力を GND に落として発振を止める（受信周波数 29.3MHz に VCO が漏れないように）</w:t>
             </w:r>
           </w:p>
         </w:tc>
@@ -3213,7 +3213,7 @@
         <w:pStyle w:val="ListNumber"/>
       </w:pPr>
       <w:r>
-        <w:t>TC3（VCO の中心）: 29.300MHz で送信し、TP1（VT）が約 2.5V になるように回す。29.000MHz と 29.700MHz でも VT が 0.5〜4.5V に入ることを確かめる（外れたら L5 の巻き数を 1 回増減）</w:t>
+        <w:t>TC3（VCO の中心）: 29.300MHz で送信し、TP1（VT）が約 2.5V になるように回す。29.000MHz と 29.700MHz でも VT が 0.5〜4.5V に入ることを確かめる（外れたら L6 の巻き数を 1 回増減）</w:t>
       </w:r>
     </w:p>
     <w:p>
@@ -3318,7 +3318,7 @@
               <w:rPr>
                 <w:sz w:val="19"/>
               </w:rPr>
-              <w:t>U10 Si5351、U17 74HCT4017、Q7 2SA1015、Q6 2N7000、C71 68pF（C0G）、U18 MAX913、U19 74HCT123、VR2・VR5、TP3〜TP5</w:t>
+              <w:t>U11 Si5351、U19 74HCT4017、Q8 2SA1015、Q7 2N7000、C80 68pF（C0G）、U20 MAX913、U21 74HCT123、VR2・VR5、TP3〜TP5</w:t>
             </w:r>
           </w:p>
         </w:tc>
@@ -3348,7 +3348,7 @@
               <w:rPr>
                 <w:sz w:val="19"/>
               </w:rPr>
-              <w:t>U20・U23 74AC14、U21 74AC86、U22 74HCU04、R69・R87・R70・R88・C83・C105・C84・C106（遅延）、L10・L16・L11（段間同調）、TP6</w:t>
+              <w:t>U22・U25 74AC14、U23 74AC86、U24 74HCU04、R75・R93・R76・R94・C92・C114・C93・C115（遅延）、L11・L17・L12（段間同調）、TP6</w:t>
             </w:r>
           </w:p>
         </w:tc>
@@ -3378,7 +3378,7 @@
               <w:rPr>
                 <w:sz w:val="19"/>
               </w:rPr>
-              <w:t>U1 74AC74、U3 74AC00、U7 MCP6002、U11 74HCU04、D4 1N4007、L5、TC3、Q3、R37〜R39・C53、TP1・TP2</w:t>
+              <w:t>U1 74AC74、U3 74AC00、U7 MCP6002、U12 74HCU04、D4 1N4007、L6、TC3、Q4、R43〜R45・C62、TP1・TP2</w:t>
             </w:r>
           </w:p>
         </w:tc>
@@ -3408,7 +3408,7 @@
               <w:rPr>
                 <w:sz w:val="19"/>
               </w:rPr>
-              <w:t>U16 MCP6004、VR1・VR3・VR4、D9・D10（クリップ）、J7（マイク）</w:t>
+              <w:t>U18 MCP6004、VR1・VR3・VR4、D9・D10（クリップ）、J7（マイク）</w:t>
             </w:r>
           </w:p>
         </w:tc>
@@ -3458,7 +3458,7 @@
         <w:pStyle w:val="ListBullet"/>
       </w:pPr>
       <w:r>
-        <w:t>C71・遅延用・同調用のコンデンサは C0G（NP0）。温度で値が変わると傾き・遅延が変わる</w:t>
+        <w:t>C80・遅延用・同調用のコンデンサは C0G（NP0）。温度で値が変わると傾き・遅延が変わる</w:t>
       </w:r>
     </w:p>
     <w:p>

--- a/docs/セラゾイド変調部の動作説明.docx
+++ b/docs/セラゾイド変調部の動作説明.docx
@@ -16,7 +16,7 @@
           <w:b w:val="0"/>
           <w:sz w:val="19"/>
         </w:rPr>
-        <w:t>29MHz FM 10W トランシーバ（リポジトリ Serrasoid_TRX_29M）　2026-10-29 版　JA6FUF</w:t>
+        <w:t>29MHz FM 10W トランシーバ（リポジトリ Serrasoid_TRX_29M）　2026-10-29 版　設計 真城和一（JA6FUF/JH1XHX）</w:t>
       </w:r>
     </w:p>
     <w:p>

--- a/docs/セラゾイド変調部の動作説明.docx
+++ b/docs/セラゾイド変調部の動作説明.docx
@@ -149,7 +149,7 @@
         <w:rPr>
           <w:b w:val="0"/>
         </w:rPr>
-        <w:t>Si5351 の CLK0（18.3125MHz）を 74HCT4017 で 10 分周し、546ns（1.83125MHz）ごとに幅 55ns のリセットパルスを作る。このパルスが、のこぎり波を 1 周期ごとに 0V に戻す。</w:t>
+        <w:t>Si5351 の CLK0 から 1.83125MHz（周期 546ns）を直接出し、その立ち上がりで 74HCT123 の 2 回路目が幅 約 50〜100ns のリセットパルスを作る。このパルスが、のこぎり波を 1 周期ごとに 0V に戻す。</w:t>
       </w:r>
     </w:p>
     <w:tbl>
@@ -222,7 +222,7 @@
               <w:rPr>
                 <w:sz w:val="19"/>
               </w:rPr>
-              <w:t>CLK0 = 18.3125MHz。送信中だけ出す。チャンネルは CLK0 を 6.25kHz ずつ変える（出力で 10kHz ステップ）</w:t>
+              <w:t>CLK0 = 1.83125MHz（送信周波数 ÷ 16）。送信中だけ出す。チャンネルは CLK0 を 625Hz ずつ変える（出力で 10kHz ステップ）</w:t>
             </w:r>
           </w:p>
         </w:tc>
@@ -268,7 +268,7 @@
               <w:rPr>
                 <w:sz w:val="19"/>
               </w:rPr>
-              <w:t>U19 74HCT4017</w:t>
+              <w:t>U19 74HCT123（2 回路目）、C84 22pF、R75 1.5kΩ</w:t>
             </w:r>
           </w:p>
         </w:tc>
@@ -282,7 +282,7 @@
               <w:rPr>
                 <w:sz w:val="19"/>
               </w:rPr>
-              <w:t>ジョンソンカウンタ（÷10）。Q0 が 10 クロックに 1 回、1 クロック分（55ns）だけ High。デコード出力にグリッチが出ない。HCT 品なので Si5351 の 3.3V 出力をそのまま受けられる（High 入力 2.0V 以上）。18.3MHz は 74HC(T)4017 の最高クロック（5V・最悪条件で約 20MHz）に近いので、別の型番に替えるときはデータシートで確かめる</w:t>
+              <w:t>CLK0 の立ち上がり（2B、10 番）でトリガし、2Q（5 番）に約 50〜100ns のパルスを出す。HCT 品なので Si5351 の 3.3V 出力をそのまま受けられる（High 入力 2.0V 以上）。2026-10-29 までは 74HCT4017 で 18.3MHz を 10 分周していたが、製造中止のため置き換えた</w:t>
             </w:r>
           </w:p>
         </w:tc>
@@ -312,7 +312,7 @@
               <w:rPr>
                 <w:sz w:val="19"/>
               </w:rPr>
-              <w:t>Q0 が High の間だけオンし、のこぎり波のコンデンサ C80 を放電する。オン抵抗は数 Ω なので 55ns の間に 0V まで下がる</w:t>
+              <w:t>パルスが High の間だけオンし、のこぎり波のコンデンサ C79 を放電する。オン抵抗は数 Ω なので数十 ns で 0V まで下がる</w:t>
             </w:r>
           </w:p>
         </w:tc>
@@ -340,7 +340,7 @@
         <w:rPr>
           <w:b w:val="0"/>
         </w:rPr>
-        <w:t>2SA1015 の定電流源で C80（68pF）を一定の電流で充電し、直線的に上がるのこぎり波 RAMP を作る。傾きは約 3.4V/µs、山の高さは約 1.7V。</w:t>
+        <w:t>2SA1015 の定電流源で C79（68pF）を一定の電流で充電し、直線的に上がるのこぎり波 RAMP を作る。傾きは約 3.4V/µs、山の高さは約 1.7V。</w:t>
       </w:r>
     </w:p>
     <w:tbl>
@@ -429,7 +429,7 @@
               <w:rPr>
                 <w:sz w:val="19"/>
               </w:rPr>
-              <w:t>C82 0.1µF</w:t>
+              <w:t>C81 0.1µF</w:t>
             </w:r>
           </w:p>
         </w:tc>
@@ -503,7 +503,7 @@
               <w:rPr>
                 <w:sz w:val="19"/>
               </w:rPr>
-              <w:t>PNP の定電流源。コレクタから C80 へ電流を流す</w:t>
+              <w:t>PNP の定電流源。コレクタから C79 へ電流を流す</w:t>
             </w:r>
           </w:p>
         </w:tc>
@@ -519,7 +519,7 @@
               <w:rPr>
                 <w:sz w:val="19"/>
               </w:rPr>
-              <w:t>C80 68pF（C0G）</w:t>
+              <w:t>C79 68pF（C0G）</w:t>
             </w:r>
           </w:p>
         </w:tc>
@@ -603,7 +603,7 @@
           <w:i/>
           <w:sz w:val="22"/>
         </w:rPr>
-        <w:t>山の高さ  ≒ 3.4V/µs ×（0.546µs − 0.055µs）≒ 1.7V</w:t>
+        <w:t>山の高さ  ≒ 3.4V/µs ×（0.546µs − 0.07µs）≒ 1.6V</w:t>
       </w:r>
     </w:p>
     <w:p>
@@ -611,7 +611,7 @@
         <w:rPr>
           <w:b w:val="0"/>
         </w:rPr>
-        <w:t>C は C80 の 68pF に、2N7000 の出力容量・MAX913 の入力容量・配線の容量（合わせて約 20pF）を足した値。定電流源が飽和しない上限はコレクタ電圧で約 4.0V なので、山が 2.4V 程度までなら傾きは一定に保たれる。</w:t>
+        <w:t>C は C79 の 68pF に、2N7000 の出力容量・比較のトランジスタの入力容量・配線の容量（合わせて約 20pF）を足した値。定電流源が飽和しない上限はコレクタ電圧で約 4.0V なので、山が 2.4V 程度までなら傾きは一定に保たれる。</w:t>
       </w:r>
     </w:p>
     <w:p>
@@ -937,7 +937,7 @@
               <w:rPr>
                 <w:sz w:val="19"/>
               </w:rPr>
-              <w:t>U18C、R66・R67・C79・C78</w:t>
+              <w:t>U18C、R66・R67・C78・C77</w:t>
             </w:r>
           </w:p>
         </w:tc>
@@ -1025,7 +1025,7 @@
               <w:rPr>
                 <w:sz w:val="19"/>
               </w:rPr>
-              <w:t>VR4、C83、R72 10kΩ</w:t>
+              <w:t>VR4、C82、R72 10kΩ</w:t>
             </w:r>
           </w:p>
         </w:tc>
@@ -1083,7 +1083,7 @@
               <w:rPr>
                 <w:sz w:val="19"/>
               </w:rPr>
-              <w:t>ボルテージフォロワ。THRESH を低インピーダンスで MAX913 に渡す</w:t>
+              <w:t>ボルテージフォロワ。THRESH を低インピーダンスで比較の差動対に渡す</w:t>
             </w:r>
           </w:p>
         </w:tc>
@@ -1107,7 +1107,7 @@
         <w:rPr>
           <w:b w:val="0"/>
         </w:rPr>
-        <w:t>C83（10µF）で VR4 側は交流的に GND になるので、音声は R71 と R72 の比（10k : 110k）で約 1/11 に下がる。2.5V の基準電圧 VREF は10kΩ ＋ 10kΩ の分圧と 10µF（C74）で作る。</w:t>
+        <w:t>C82（10µF）で VR4 側は交流的に GND になるので、音声は R71 と R72 の比（10k : 110k）で約 1/11 に下がる。2.5V の基準電圧 VREF は10kΩ ＋ 10kΩ の分圧と 10µF（C74）で作る。</w:t>
       </w:r>
     </w:p>
     <w:p>
@@ -1123,7 +1123,7 @@
         <w:rPr>
           <w:b w:val="0"/>
         </w:rPr>
-        <w:t>MAX913（U20）が RAMP（＋入力）と THRESH（−入力）を比べ、RAMP が THRESH を超えた瞬間に出力 COMP_OUT を High にする。しきい値が上がると交点が遅れ、下がると早まる。このタイミングのズレがそのまま位相のずれになる。</w:t>
+        <w:t>2SA1015 2 個の差動対（Q9・Q10）が RAMP と THRESH を比べる。2 個のエミッタを R74 1.5kΩ で +5VT につなぎ（電流 約 2.3mA）、Q9 のベースに RAMP、Q10 のベースに THRESH を入れる。RAMP が THRESH より低い間は Q9 に電流が流れ、R73 1kΩ の両端（COMP_N）は約 2.3V。RAMP が THRESH を超えると電流は Q10 側に移り、COMP_N は 0V に下がる。しきい値が上がると交点が遅れ、下がると早まる。このタイミングのズレがそのまま位相のずれになる。</w:t>
       </w:r>
     </w:p>
     <w:p>
@@ -1215,7 +1215,7 @@
         <w:pStyle w:val="ListBullet"/>
       </w:pPr>
       <w:r>
-        <w:t>MAX913 は単電源 5V（V− を GND）で使う。入力範囲は −0.2〜+3.5V で、のこぎり波（0〜1.7V）としきい値（約 0.85V）が入る</w:t>
+        <w:t>差動対の切り替わりは、入力の差が ±50mV 程度の範囲で起きる。のこぎり波は約 3.4V/µs で通り過ぎるので、切り替わりは 30ns 程度。遅れ（十数 ns）は毎回同じなので位相のずれにはならない</w:t>
       </w:r>
     </w:p>
     <w:p>
@@ -1223,7 +1223,7 @@
         <w:pStyle w:val="ListBullet"/>
       </w:pPr>
       <w:r>
-        <w:t>LE（5 番ピン）は GND。Low でラッチせず比較を続ける（High または開放でラッチ）</w:t>
+        <w:t>Q9 と Q10 の Vbe の差（数 mV）は、しきい値の直流の中心（VR4）で吸収される。2 個は同じランク（GR）のものをそろえる</w:t>
       </w:r>
     </w:p>
     <w:p>
@@ -1231,7 +1231,7 @@
         <w:pStyle w:val="ListBullet"/>
       </w:pPr>
       <w:r>
-        <w:t>出力は TTL レベル（High 2.4〜3.4V）なので、次段は TTL レベルを受けられる 74HCT123 にしている</w:t>
+        <w:t>のこぎり波は 0V から始まるが、PNP の差動対は入力が GND 近くでも動く（エミッタは +5VT 側）</w:t>
       </w:r>
     </w:p>
     <w:p>
@@ -1239,7 +1239,7 @@
         <w:pStyle w:val="ListBullet"/>
       </w:pPr>
       <w:r>
-        <w:t>コンパレータの出力は、交点で立ち上がり、次のリセット（のこぎり波が 0V に戻る）で立ち下がる。幅は音声で変わるので、次の段で幅をそろえる</w:t>
+        <w:t>2026-10-29 までは高速コンパレータ MAX913 を使っていたが、入手が難しくなったので汎用トランジスタに置き換えた。セラゾイド変調を汎用部品で組み直す、というこの機械の考え方にも合う</w:t>
       </w:r>
     </w:p>
     <w:p>
@@ -1255,7 +1255,7 @@
         <w:rPr>
           <w:b w:val="0"/>
         </w:rPr>
-        <w:t>74HCT123（U21）が COMP_OUT の立ち上がりで、幅 273ns（1 周期の半分）のパルスを出す。出力 PM_OUT はデューティ 50% の方形波で、立ち上がり・立ち下がりの両方が音声で同じだけ前後する。</w:t>
+        <w:t>74HCT123（U19）の 1 回路目が COMP_N の立ち下がりで、幅 273ns（1 周期の半分）のパルスを出す。出力 PM_OUT はデューティ 50% の方形波で、立ち上がり・立ち下がりの両方が音声で同じだけ前後する。</w:t>
       </w:r>
     </w:p>
     <w:tbl>
@@ -1314,7 +1314,7 @@
               <w:rPr>
                 <w:sz w:val="19"/>
               </w:rPr>
-              <w:t>U21 74HCT123（1 回路目）</w:t>
+              <w:t>U19 74HCT123（1 回路目）</w:t>
             </w:r>
           </w:p>
         </w:tc>
@@ -1328,7 +1328,7 @@
               <w:rPr>
                 <w:sz w:val="19"/>
               </w:rPr>
-              <w:t>B 入力（2 番）の立ち上がりでトリガ。A（1 番）は GND、Clr（3 番）は High。2 回路目は入力を固定して使わない</w:t>
+              <w:t>A 入力（1 番）の立ち下がりでトリガ。B（2 番）と Clr（3 番）は High。2 回路目はリセットパルス（2 章）</w:t>
             </w:r>
           </w:p>
         </w:tc>
@@ -1344,7 +1344,7 @@
               <w:rPr>
                 <w:sz w:val="19"/>
               </w:rPr>
-              <w:t>C85 100pF、R73 2.2kΩ ＋ VR5 5kΩ</w:t>
+              <w:t>C83 100pF、R76 2.2kΩ ＋ VR5 5kΩ</w:t>
             </w:r>
           </w:p>
         </w:tc>
@@ -1374,7 +1374,7 @@
               <w:rPr>
                 <w:sz w:val="19"/>
               </w:rPr>
-              <w:t>TP5</w:t>
+              <w:t>TP6</w:t>
             </w:r>
           </w:p>
         </w:tc>
@@ -1634,7 +1634,7 @@
               <w:rPr>
                 <w:sz w:val="19"/>
               </w:rPr>
-              <w:t>R75・C92・U22A・U23A</w:t>
+              <w:t>R78・C91・U20A・U21A</w:t>
             </w:r>
           </w:p>
         </w:tc>
@@ -1706,7 +1706,7 @@
               <w:rPr>
                 <w:sz w:val="19"/>
               </w:rPr>
-              <w:t>R93・C114・U22B・U23B</w:t>
+              <w:t>R96・C113・U20B・U21B</w:t>
             </w:r>
           </w:p>
         </w:tc>
@@ -1778,7 +1778,7 @@
               <w:rPr>
                 <w:sz w:val="19"/>
               </w:rPr>
-              <w:t>R76・C93・U22C・U23C</w:t>
+              <w:t>R79・C92・U20C・U21C</w:t>
             </w:r>
           </w:p>
         </w:tc>
@@ -1850,7 +1850,7 @@
               <w:rPr>
                 <w:sz w:val="19"/>
               </w:rPr>
-              <w:t>R94・C115・U22D・U23D</w:t>
+              <w:t>R97・C114・U20D・U21D</w:t>
             </w:r>
           </w:p>
         </w:tc>
@@ -1886,7 +1886,7 @@
         <w:pStyle w:val="ListBullet"/>
       </w:pPr>
       <w:r>
-        <w:t>段 4 の出力 X16（TP6）は PLL の基準になる。送信には PLL の VCO の出力を使う（9 章）</w:t>
+        <w:t>段 4 の出力 X16（TP7）は PLL の基準になる。送信には PLL の VCO の出力を使う（9 章）</w:t>
       </w:r>
     </w:p>
     <w:p>
@@ -2057,7 +2057,7 @@
               <w:rPr>
                 <w:sz w:val="19"/>
               </w:rPr>
-              <w:t>R84 1k・L11・C103・C106・R90 1M・U24A（74HCU04）・U22E</w:t>
+              <w:t>R87 1k・L11・C102・C105・R93 1M・U22A（74HCU04）・U20E</w:t>
             </w:r>
           </w:p>
         </w:tc>
@@ -2115,7 +2115,7 @@
               <w:rPr>
                 <w:sz w:val="19"/>
               </w:rPr>
-              <w:t>R95 1k・L17・C121・C124・R97 1M・U24B・U22F</w:t>
+              <w:t>R98 1k・L17・C120・C123・R100 1M・U22B・U20F</w:t>
             </w:r>
           </w:p>
         </w:tc>
@@ -2173,7 +2173,7 @@
               <w:rPr>
                 <w:sz w:val="19"/>
               </w:rPr>
-              <w:t>R85 470Ω・L12・C104・C107・R91 1M・U24C・U25A</w:t>
+              <w:t>R88 470Ω・L12・C103・C106・R94 1M・U22C・U23A</w:t>
             </w:r>
           </w:p>
         </w:tc>
@@ -3189,7 +3189,7 @@
         <w:pStyle w:val="ListNumber"/>
       </w:pPr>
       <w:r>
-        <w:t>VR4（中心）: 音声なしで TP4 の直流を、のこぎり波の山の約半分（約 0.85V）にする。TP5 の立ち上がりが 1 周期のほぼ中央に来る</w:t>
+        <w:t>VR4（中心）: 音声なしで TP4 の直流を、のこぎり波の山の約半分（約 0.85V）にする。TP6 の立ち上がりが 1 周期のほぼ中央に来る</w:t>
       </w:r>
     </w:p>
     <w:p>
@@ -3197,7 +3197,7 @@
         <w:pStyle w:val="ListNumber"/>
       </w:pPr>
       <w:r>
-        <w:t>VR5（パルス幅）: TP5（PM_OUT）のデューティを 50%（High 273ns）にする</w:t>
+        <w:t>VR5（パルス幅）: TP6（PM_OUT）のデューティを 50%（High 273ns）にする</w:t>
       </w:r>
     </w:p>
     <w:p>
@@ -3205,7 +3205,7 @@
         <w:pStyle w:val="ListNumber"/>
       </w:pPr>
       <w:r>
-        <w:t>TP6（X16）: 29.3MHz の方形波が出ていることを確かめる</w:t>
+        <w:t>TP7（X16）: 29.3MHz の方形波が出ていることを確かめる</w:t>
       </w:r>
     </w:p>
     <w:p>
@@ -3318,7 +3318,7 @@
               <w:rPr>
                 <w:sz w:val="19"/>
               </w:rPr>
-              <w:t>U11 Si5351、U19 74HCT4017、Q8 2SA1015、Q7 2N7000、C80 68pF（C0G）、U20 MAX913、U21 74HCT123、VR2・VR5、TP3〜TP5</w:t>
+              <w:t>U11 Si5351、Q8 2SA1015（定電流源）、Q7 2N7000、C79 68pF（C0G）、Q9・Q10 2SA1015（比較）、U19 74HCT123、VR2・VR5、TP3〜TP6</w:t>
             </w:r>
           </w:p>
         </w:tc>
@@ -3348,7 +3348,7 @@
               <w:rPr>
                 <w:sz w:val="19"/>
               </w:rPr>
-              <w:t>U22・U25 74AC14、U23 74AC86、U24 74HCU04、R75・R93・R76・R94・C92・C114・C93・C115（遅延）、L11・L17・L12（段間同調）、TP6</w:t>
+              <w:t>U20・U23 74AC14、U21 74AC86、U22 74HCU04、R78・R96・R79・R97・C91・C113・C92・C114（遅延）、L11・L17・L12（段間同調）、TP7</w:t>
             </w:r>
           </w:p>
         </w:tc>
@@ -3458,7 +3458,7 @@
         <w:pStyle w:val="ListBullet"/>
       </w:pPr>
       <w:r>
-        <w:t>C80・遅延用・同調用のコンデンサは C0G（NP0）。温度で値が変わると傾き・遅延が変わる</w:t>
+        <w:t>C79・遅延用・同調用のコンデンサは C0G（NP0）。温度で値が変わると傾き・遅延が変わる</w:t>
       </w:r>
     </w:p>
     <w:p>
@@ -3466,7 +3466,7 @@
         <w:pStyle w:val="ListBullet"/>
       </w:pPr>
       <w:r>
-        <w:t>MAX913 にはヒステリシスがない。のこぎり波は速くしきい値を通り過ぎるので通常は問題ないが、出力がばたつく場合は小さな正帰還を足す</w:t>
+        <w:t>比較（差動対）にはヒステリシスがない。のこぎり波は速くしきい値を通り過ぎるので通常は問題ないが、TP5（COMP）の波形がばたつく場合は R73 に小さなコンデンサ（10pF 程度）を並列に</w:t>
       </w:r>
     </w:p>
     <w:p>

--- a/docs/セラゾイド変調部の動作説明.docx
+++ b/docs/セラゾイド変調部の動作説明.docx
@@ -1706,7 +1706,7 @@
               <w:rPr>
                 <w:sz w:val="19"/>
               </w:rPr>
-              <w:t>R96・C113・U20B・U21B</w:t>
+              <w:t>R97・C111・U20B・U21B</w:t>
             </w:r>
           </w:p>
         </w:tc>
@@ -1850,7 +1850,7 @@
               <w:rPr>
                 <w:sz w:val="19"/>
               </w:rPr>
-              <w:t>R97・C114・U20D・U21D</w:t>
+              <w:t>R98・C112・U20D・U21D</w:t>
             </w:r>
           </w:p>
         </w:tc>
@@ -2057,7 +2057,7 @@
               <w:rPr>
                 <w:sz w:val="19"/>
               </w:rPr>
-              <w:t>R87 1k・L11・C102・C105・R93 1M・U22A（74HCU04）・U20E</w:t>
+              <w:t>R87 1k・L11・C102・C104・R90 1M・U22A（74HCU04）・U20E</w:t>
             </w:r>
           </w:p>
         </w:tc>
@@ -2115,7 +2115,7 @@
               <w:rPr>
                 <w:sz w:val="19"/>
               </w:rPr>
-              <w:t>R98 1k・L17・C120・C123・R100 1M・U22B・U20F</w:t>
+              <w:t>R99 1k・L14・C117・C119・R100 1M・U22B・U20F</w:t>
             </w:r>
           </w:p>
         </w:tc>
@@ -2173,7 +2173,7 @@
               <w:rPr>
                 <w:sz w:val="19"/>
               </w:rPr>
-              <w:t>R88 470Ω・L12・C103・C106・R94 1M・U22C・U23A</w:t>
+              <w:t>R88 470Ω・L12・C103・C105・R91 1M・U22C・U23A</w:t>
             </w:r>
           </w:p>
         </w:tc>
@@ -3348,7 +3348,7 @@
               <w:rPr>
                 <w:sz w:val="19"/>
               </w:rPr>
-              <w:t>U20・U23 74AC14、U21 74AC86、U22 74HCU04、R78・R96・R79・R97・C91・C113・C92・C114（遅延）、L11・L17・L12（段間同調）、TP7</w:t>
+              <w:t>U20・U23 74AC14、U21 74AC86、U22 74HCU04、R78・R97・R79・R98・C91・C111・C92・C112（遅延）、L11・L14・L12（段間同調）、TP7</w:t>
             </w:r>
           </w:p>
         </w:tc>

--- a/docs/セラゾイド変調部の動作説明.docx
+++ b/docs/セラゾイド変調部の動作説明.docx
@@ -1706,7 +1706,7 @@
               <w:rPr>
                 <w:sz w:val="19"/>
               </w:rPr>
-              <w:t>R97・C111・U20B・U21B</w:t>
+              <w:t>R96・C113・U20B・U21B</w:t>
             </w:r>
           </w:p>
         </w:tc>
@@ -1850,7 +1850,7 @@
               <w:rPr>
                 <w:sz w:val="19"/>
               </w:rPr>
-              <w:t>R98・C112・U20D・U21D</w:t>
+              <w:t>R97・C114・U20D・U21D</w:t>
             </w:r>
           </w:p>
         </w:tc>
@@ -2057,7 +2057,7 @@
               <w:rPr>
                 <w:sz w:val="19"/>
               </w:rPr>
-              <w:t>R87 1k・L11・C102・C104・R90 1M・U22A（74HCU04）・U20E</w:t>
+              <w:t>R87 1k・L11・C102・C105・R93 1M・U22A（74HCU04）・U20E</w:t>
             </w:r>
           </w:p>
         </w:tc>
@@ -2115,7 +2115,7 @@
               <w:rPr>
                 <w:sz w:val="19"/>
               </w:rPr>
-              <w:t>R99 1k・L14・C117・C119・R100 1M・U22B・U20F</w:t>
+              <w:t>R98 1k・L17・C120・C123・R100 1M・U22B・U20F</w:t>
             </w:r>
           </w:p>
         </w:tc>
@@ -2173,7 +2173,7 @@
               <w:rPr>
                 <w:sz w:val="19"/>
               </w:rPr>
-              <w:t>R88 470Ω・L12・C103・C105・R91 1M・U22C・U23A</w:t>
+              <w:t>R88 470Ω・L12・C103・C106・R94 1M・U22C・U23A</w:t>
             </w:r>
           </w:p>
         </w:tc>
@@ -3348,7 +3348,7 @@
               <w:rPr>
                 <w:sz w:val="19"/>
               </w:rPr>
-              <w:t>U20・U23 74AC14、U21 74AC86、U22 74HCU04、R78・R97・R79・R98・C91・C111・C92・C112（遅延）、L11・L14・L12（段間同調）、TP7</w:t>
+              <w:t>U20・U23 74AC14、U21 74AC86、U22 74HCU04、R78・R96・R79・R97・C91・C113・C92・C114（遅延）、L11・L17・L12（段間同調）、TP7</w:t>
             </w:r>
           </w:p>
         </w:tc>

--- a/docs/セラゾイド変調部の動作説明.docx
+++ b/docs/セラゾイド変調部の動作説明.docx
@@ -16,7 +16,7 @@
           <w:b w:val="0"/>
           <w:sz w:val="19"/>
         </w:rPr>
-        <w:t>29MHz FM 10W トランシーバ（リポジトリ Serrasoid_TRX_29M）　2026-10-29 版　設計 真城和一（JA6FUF/JH1XHX）</w:t>
+        <w:t>29MHz FM 5W トランシーバ（リポジトリ Serrasoid_TRX_29M）　2026-10-29 版　設計 真城和一（JA6FUF/JH1XHX）</w:t>
       </w:r>
     </w:p>
     <w:p>
@@ -1706,7 +1706,7 @@
               <w:rPr>
                 <w:sz w:val="19"/>
               </w:rPr>
-              <w:t>R96・C113・U20B・U21B</w:t>
+              <w:t>R97・C111・U20B・U21B</w:t>
             </w:r>
           </w:p>
         </w:tc>
@@ -1850,7 +1850,7 @@
               <w:rPr>
                 <w:sz w:val="19"/>
               </w:rPr>
-              <w:t>R97・C114・U20D・U21D</w:t>
+              <w:t>R98・C112・U20D・U21D</w:t>
             </w:r>
           </w:p>
         </w:tc>
@@ -2057,7 +2057,7 @@
               <w:rPr>
                 <w:sz w:val="19"/>
               </w:rPr>
-              <w:t>R87 1k・L11・C102・C105・R93 1M・U22A（74HCU04）・U20E</w:t>
+              <w:t>R87 1k・L11・C102・C104・R90 1M・U22A（74HCU04）・U20E</w:t>
             </w:r>
           </w:p>
         </w:tc>
@@ -2115,7 +2115,7 @@
               <w:rPr>
                 <w:sz w:val="19"/>
               </w:rPr>
-              <w:t>R98 1k・L17・C120・C123・R100 1M・U22B・U20F</w:t>
+              <w:t>R99 1k・L14・C117・C119・R100 1M・U22B・U20F</w:t>
             </w:r>
           </w:p>
         </w:tc>
@@ -2173,7 +2173,7 @@
               <w:rPr>
                 <w:sz w:val="19"/>
               </w:rPr>
-              <w:t>R88 470Ω・L12・C103・C106・R94 1M・U22C・U23A</w:t>
+              <w:t>R88 470Ω・L12・C103・C105・R91 1M・U22C・U23A</w:t>
             </w:r>
           </w:p>
         </w:tc>
@@ -3348,7 +3348,7 @@
               <w:rPr>
                 <w:sz w:val="19"/>
               </w:rPr>
-              <w:t>U20・U23 74AC14、U21 74AC86、U22 74HCU04、R78・R96・R79・R97・C91・C113・C92・C114（遅延）、L11・L17・L12（段間同調）、TP7</w:t>
+              <w:t>U20・U23 74AC14、U21 74AC86、U22 74HCU04、R78・R97・R79・R98・C91・C111・C92・C112（遅延）、L11・L14・L12（段間同調）、TP7</w:t>
             </w:r>
           </w:p>
         </w:tc>
